--- a/zaini_case_audit_output/outputs/word/documents/131_فلة الوادي 1433 (rar).docx
+++ b/zaini_case_audit_output/outputs/word/documents/131_فلة الوادي 1433 (rar).docx
@@ -53,6 +53,20 @@
         <w:t>[مخرج آلي / Script Output - سماوي]  [مخرج آلي يحتاج مراجعة بشرية - وردي]</w:t>
       </w:r>
     </w:p>
+    <w:p>
+      <w:pPr>
+        <w:jc w:val="right"/>
+        <w:bidi/>
+      </w:pPr>
+      <w:r>
+        <w:rPr>
+          <w:b w:val="0"/>
+          <w:i/>
+          <w:color w:val="C00000"/>
+        </w:rPr>
+        <w:t>[نص ممسوح OCR صُحِّح ترتيبه آلياً — قد يحتوي أخطاء طفيفة]</w:t>
+      </w:r>
+    </w:p>
     <w:p/>
     <w:p>
       <w:pPr>
@@ -2033,7 +2047,7 @@
           <w:b w:val="0"/>
           <w:i w:val="0"/>
         </w:rPr>
-        <w:t>VEVYP APY  :خيراتلا‎</w:t>
+        <w:t>‎التاريخ:  APY VEVYP</w:t>
       </w:r>
     </w:p>
     <w:p>
@@ -2647,7 +2661,7 @@
           <w:b w:val="0"/>
           <w:i w:val="0"/>
         </w:rPr>
-        <w:t>١48/1١ل١19‎  :خيراتلا‎</w:t>
+        <w:t>‎التاريخ:  ‎١19ل١48/1١</w:t>
       </w:r>
     </w:p>
     <w:p>
@@ -4546,7 +4560,7 @@
           <w:b w:val="0"/>
           <w:i w:val="0"/>
         </w:rPr>
-        <w:t>١؛"م/."ل؟م8‎  :خيراتلا‎</w:t>
+        <w:t>‎التاريخ:  ‎8م؟ل"/.م"؛١</w:t>
         <w:br/>
         <w:t>١ ‏الصفحة:‎</w:t>
       </w:r>
@@ -5038,7 +5052,7 @@
           <w:b w:val="0"/>
           <w:i w:val="0"/>
         </w:rPr>
-        <w:t>١4""/.4/(١0  :خيراتلا‎</w:t>
+        <w:t>‎التاريخ:  ١0)/.4/""١4</w:t>
         <w:br/>
         <w:t>١ ‏الصفحة:‎ Se</w:t>
       </w:r>
@@ -5664,7 +5678,7 @@
           <w:b w:val="0"/>
           <w:i w:val="0"/>
         </w:rPr>
-        <w:t>November,20’ ‏“اللفنيتلا‎ 2</w:t>
+        <w:t>2 ‎التينفللا“‏ ’20,November</w:t>
         <w:br/>
         <w:t>ae) ‏البيان‎</w:t>
         <w:br/>

--- a/zaini_case_audit_output/outputs/word/documents/131_فلة الوادي 1433 (rar).docx
+++ b/zaini_case_audit_output/outputs/word/documents/131_فلة الوادي 1433 (rar).docx
@@ -78,7 +78,7 @@
           <w:b w:val="0"/>
           <w:i w:val="0"/>
         </w:rPr>
-        <w:t>[أرشيف 1iWem4i_dljVasd3n7xoluUzotsNrSh8B.rar - عدد الملفات الداخلية: 11 - طريقة: rar]</w:t>
+        <w:t>[rar :ةقيرط - 11 :ةيلخادلا تافلملا ددع - 1iWem4i_dljVasd3n7xoluUzotsNrSh8B.rar فيشرأ]</w:t>
       </w:r>
     </w:p>
     <w:p>
@@ -200,7 +200,7 @@
         <w:br/>
         <w:t>Ariz 2012 -</w:t>
         <w:br/>
-        <w:t>‏الي‎</w:t>
+        <w:t>‎يلا‏</w:t>
         <w:br/>
         <w:t>‎Vill 3 Details</w:t>
       </w:r>
@@ -282,24 +282,24 @@
         </w:rPr>
         <w:t>اتبرع لمدرسة تحفيظ القرآن الكريم بدف زينى عن شهرى ربيع ‎dul‏ وشانى 1433 هجرية</w:t>
         <w:br/>
-        <w:t>اشراء ملح حجر للأغنام والخيول ف/02823</w:t>
-      </w:r>
-    </w:p>
-    <w:p>
-      <w:pPr>
-        <w:jc w:val="right"/>
-        <w:bidi/>
-      </w:pPr>
-      <w:r>
-        <w:rPr>
-          <w:b w:val="0"/>
-          <w:i w:val="0"/>
-        </w:rPr>
-        <w:t>فوارق الزيادة المحسوبة برواتب عمالة الفيلا وفقا لزيادة الأجور من يناير الى مارس2012 7</w:t>
-        <w:br/>
-        <w:t>أكرامية العام المالى 2011 م كموافقة الشيخ أسامة أحمد ‎eg‏</w:t>
-        <w:br/>
-        <w:t>‏فوارق الزيادة المحسوبة فى بدل الوقت الأضاقى نظير رفع الأجور من يناير الى مارس 2012م</w:t>
+        <w:t>/02823ف لويخلاو مانغألل رجح حلم ءارشا</w:t>
+      </w:r>
+    </w:p>
+    <w:p>
+      <w:pPr>
+        <w:jc w:val="right"/>
+        <w:bidi/>
+      </w:pPr>
+      <w:r>
+        <w:rPr>
+          <w:b w:val="0"/>
+          <w:i w:val="0"/>
+        </w:rPr>
+        <w:t>7 2012سرام ىلا رياني نم روجألا ةدايزل اقفو اليفلا ةلامع بتاورب ةبوسحملا ةدايزلا قراوف</w:t>
+        <w:br/>
+        <w:t>‏eg‎ دمحأ ةماسأ خيشلا ةقفاومك م 2011 ىلاملا ماعلا ةيماركأ</w:t>
+        <w:br/>
+        <w:t>م2012 سرام ىلا رياني نم روجألا عفر ريظن ىقاضألا تقولا لدب ىف ةبوسحملا ةدايزلا قراوف‏</w:t>
         <w:br/>
         <w:t>شراء بويا ودهانات لزوم الفيلا ف/01318</w:t>
       </w:r>
@@ -314,7 +314,7 @@
           <w:b w:val="0"/>
           <w:i w:val="0"/>
         </w:rPr>
-        <w:t>رسوم اعادة تجديد أقامة السيد خورشيد عالم على بيد السيد سلطان ‎coin)‏</w:t>
+        <w:t>‏(coin‎ ناطلس ديسلا ديب ىلع ملاع ديشروخ ديسلا ةماقأ ديدجت ةداعا موسر</w:t>
       </w:r>
     </w:p>
     <w:p>
@@ -353,20 +353,20 @@
           <w:b w:val="0"/>
           <w:i w:val="0"/>
         </w:rPr>
-        <w:t>مصروفات طبية للسيد بابول أحمد خلال مستوصف الصاعدى</w:t>
-      </w:r>
-    </w:p>
-    <w:p>
-      <w:pPr>
-        <w:jc w:val="right"/>
-        <w:bidi/>
-      </w:pPr>
-      <w:r>
-        <w:rPr>
-          <w:b w:val="0"/>
-          <w:i w:val="0"/>
-        </w:rPr>
-        <w:t>أشراء عدد (5) أكياس نخالة من مزرعة الدواجن ف/1962</w:t>
+        <w:t>ىدعاصلا فصوتسم لالخ دمحأ لوباب ديسلل ةيبط تافورصم</w:t>
+      </w:r>
+    </w:p>
+    <w:p>
+      <w:pPr>
+        <w:jc w:val="right"/>
+        <w:bidi/>
+      </w:pPr>
+      <w:r>
+        <w:rPr>
+          <w:b w:val="0"/>
+          <w:i w:val="0"/>
+        </w:rPr>
+        <w:t>/1962ف نجاودلا ةعرزم نم ةلاخن سايكأ (5) ددع ءارشأ</w:t>
       </w:r>
     </w:p>
     <w:p>
@@ -392,33 +392,33 @@
           <w:b w:val="0"/>
           <w:i w:val="0"/>
         </w:rPr>
-        <w:t>رسوم أعادة تجديد أقامة السيد بابول أحمد على بيد السيد سلطان زينى</w:t>
-      </w:r>
-    </w:p>
-    <w:p>
-      <w:pPr>
-        <w:jc w:val="right"/>
-        <w:bidi/>
-      </w:pPr>
-      <w:r>
-        <w:rPr>
-          <w:b w:val="0"/>
-          <w:i w:val="0"/>
-        </w:rPr>
-        <w:t>رسوم أعادة تجديد أقامة السيد بابول أحمد على بيد السيد سلطان زينى</w:t>
-      </w:r>
-    </w:p>
-    <w:p>
-      <w:pPr>
-        <w:jc w:val="right"/>
-        <w:bidi/>
-      </w:pPr>
-      <w:r>
-        <w:rPr>
-          <w:b w:val="0"/>
-          <w:i w:val="0"/>
-        </w:rPr>
-        <w:t>تقليم حوافر الخيسول بيد السيد النظيف الأزدق</w:t>
+        <w:t>ىنيز ناطلس ديسلا ديب ىلع دمحأ لوباب ديسلا ةماقأ ديدجت ةداعأ موسر</w:t>
+      </w:r>
+    </w:p>
+    <w:p>
+      <w:pPr>
+        <w:jc w:val="right"/>
+        <w:bidi/>
+      </w:pPr>
+      <w:r>
+        <w:rPr>
+          <w:b w:val="0"/>
+          <w:i w:val="0"/>
+        </w:rPr>
+        <w:t>ىنيز ناطلس ديسلا ديب ىلع دمحأ لوباب ديسلا ةماقأ ديدجت ةداعأ موسر</w:t>
+      </w:r>
+    </w:p>
+    <w:p>
+      <w:pPr>
+        <w:jc w:val="right"/>
+        <w:bidi/>
+      </w:pPr>
+      <w:r>
+        <w:rPr>
+          <w:b w:val="0"/>
+          <w:i w:val="0"/>
+        </w:rPr>
+        <w:t>قدزألا فيظنلا ديسلا ديب لوسيخلا رفاوح ميلقت</w:t>
       </w:r>
     </w:p>
     <w:p>
@@ -444,7 +444,7 @@
           <w:b w:val="0"/>
           <w:i w:val="0"/>
         </w:rPr>
-        <w:t>رسوم تليفون الفيلا الشابت فى 15/05/1433</w:t>
+        <w:t>15/05/1433 ىف تباشلا اليفلا نوفيلت موسر</w:t>
       </w:r>
     </w:p>
     <w:p>
@@ -508,15 +508,15 @@
           <w:b w:val="0"/>
           <w:i w:val="0"/>
         </w:rPr>
-        <w:t>شركة 530 ‎de‏ وأآدي قاطمة للدواجن المحدودة</w:t>
+        <w:t>ةدودحملا نجاودلل ةمطاق يدآأو ‏de‎ 530 ةكرش</w:t>
         <w:br/>
         <w:t>شركة ذات مسئولية محدودة</w:t>
         <w:br/>
-        <w:t>رأس المال المدفوع ‎00٠٠٠‏ ريال سعودي</w:t>
+        <w:t>يدوعس لاير ‏00٠٠٠‎ عوفدملا لاملا سأر</w:t>
         <w:br/>
         <w:t>سيت ‎oe ee oe ce‏</w:t>
         <w:br/>
-        <w:t>جدة - المملكة العربية السعودية</w:t>
+        <w:t>ةيدوعسلا ةيبرعلا ةكلمملا - ةدج</w:t>
       </w:r>
     </w:p>
     <w:p>
@@ -531,7 +531,7 @@
         </w:rPr>
         <w:t>التاريخ 1433/06/17 ه</w:t>
         <w:br/>
-        <w:t>الموافق : 2012/05/08 م</w:t>
+        <w:t>م 2012/05/08 : قفاوملا</w:t>
       </w:r>
     </w:p>
     <w:p>
@@ -546,7 +546,7 @@
         </w:rPr>
         <w:t>سعادة الشيخ / أ سا مة أحمد زينى .</w:t>
         <w:br/>
-        <w:t>الموقفر</w:t>
+        <w:t>رفقوملا</w:t>
       </w:r>
     </w:p>
     <w:p>
@@ -602,9 +602,9 @@
           <w:b w:val="0"/>
           <w:i w:val="0"/>
         </w:rPr>
-        <w:t>نرجو التكرم بتعميد الإدارة المالية لأصدار شيك لحسابنا للتسديد</w:t>
-        <w:br/>
-        <w:t>وأستعاضة المصرهوفات الشهرية للمزرعة .</w:t>
+        <w:t>ديدستلل انباسحل كيش رادصأل ةيلاملا ةرادإلا ديمعتب مركتلا وجرن</w:t>
+        <w:br/>
+        <w:t>. ةعرزملل ةيرهشلا تافوهرصملا ةضاعتسأو</w:t>
       </w:r>
     </w:p>
     <w:p>
@@ -658,7 +658,7 @@
         </w:rPr>
         <w:t>Ee</w:t>
         <w:br/>
-        <w:t>‏كككاه:‎ )0( VY OMEVALO 5 ‏كككءء - فاكس‎ (+) TOMENATY — O4E146V 5 ‏هاتف‎ - TIAYS ‏الجموم‎ - 755 ge ‏المزرعة‎</w:t>
+        <w:t>‎ةعرزملا‏ ge 755 - ‎مومجلا‏ TIAYS - ‎فتاه‏ 5 O4E146V — TOMENATY (+) ‎سكاف - ءءككك‏ 5 OMEVALO VY )0( ‎:هاككك‏</w:t>
         <w:br/>
         <w:t>‎Farm - P.O. Box : 269 - Al-Jumoom 21926 - Tel. : 00966 (0) 2 5941907 / 5941923 - Fax: 00966 (0) 2 5941915</w:t>
         <w:br/>
@@ -782,7 +782,7 @@
         <w:br/>
         <w:t>MAY,2012 ‏مايو 2012م الفيلا‎</w:t>
         <w:br/>
-        <w:t>‏البيان‎ 3</w:t>
+        <w:t>3 ‎نايبلا‏</w:t>
       </w:r>
     </w:p>
     <w:p>
@@ -825,7 +825,7 @@
           <w:b w:val="0"/>
           <w:i w:val="0"/>
         </w:rPr>
-        <w:t>30.04.12 فارق النقص المحسوب بأستقطاعات عمالة الفيلا فى رواتب أبريل 2012 م .</w:t>
+        <w:t>. م 2012 ليربأ بتاور ىف اليفلا ةلامع تاعاطقتسأب بوسحملا صقنلا قراف 30.04.12</w:t>
       </w:r>
     </w:p>
     <w:p>
@@ -853,20 +853,20 @@
         </w:rPr>
         <w:t>‏03.05.12 | ” 11572 امصروفات طبية للسيد على أسماعيل عبر مستوصف التاج حسب المرفق</w:t>
         <w:br/>
-        <w:t>05.05.12 س 11595 قيمة عمل برواز جديد مع البوية لمرايا المغاسل ف/0241</w:t>
-      </w:r>
-    </w:p>
-    <w:p>
-      <w:pPr>
-        <w:jc w:val="right"/>
-        <w:bidi/>
-      </w:pPr>
-      <w:r>
-        <w:rPr>
-          <w:b w:val="0"/>
-          <w:i w:val="0"/>
-        </w:rPr>
-        <w:t>‏05.05.12 - 1964 اشراء عدد(5)اكياس نخالة من الدواجن ف/1964</w:t>
+        <w:t>/0241ف لساغملا ايارمل ةيوبلا عم ديدج زاورب لمع ةميق 11595 س 05.05.12</w:t>
+      </w:r>
+    </w:p>
+    <w:p>
+      <w:pPr>
+        <w:jc w:val="right"/>
+        <w:bidi/>
+      </w:pPr>
+      <w:r>
+        <w:rPr>
+          <w:b w:val="0"/>
+          <w:i w:val="0"/>
+        </w:rPr>
+        <w:t>/1964ف نجاودلا نم ةلاخن سايكا(5)ددع ءارشا 1964 - 05.05.12‏</w:t>
       </w:r>
     </w:p>
     <w:p>
@@ -894,7 +894,7 @@
           <w:b w:val="0"/>
           <w:i w:val="0"/>
         </w:rPr>
-        <w:t>‏14.05.12 |- 11671 الواح خشبية لزوم أسطبل الخيول بيد نواف عبد الغفار ف/6259 (عود جاوى 4 متر )</w:t>
+        <w:t>( رتم 4 ىواج دوع) /6259ف رافغلا دبع فاون ديب لويخلا لبطسأ موزل ةيبشخ حاولا 11671 -| 14.05.12‏</w:t>
         <w:br/>
         <w:t>15.05.12 + 11682 محروقات الفيلا من ديزل خلال شهر ابريل 2012 م</w:t>
       </w:r>
@@ -924,7 +924,7 @@
         </w:rPr>
         <w:t>‎JV # 15326 17.05.12‏ أتامينات اجتماعية لكلا من السادة بابول أخمد وعلى أسماعيل عن شهر مايو 2012</w:t>
         <w:br/>
-        <w:t>20.05.12 11731 مصروفات كبية للسيد بابول أحمد عبر مستشف الدكتور بخش</w:t>
+        <w:t>شخب روتكدلا فشتسم ربع دمحأ لوباب ديسلل ةيبك تافورصم 11731 20.05.12</w:t>
       </w:r>
     </w:p>
     <w:p>
@@ -963,7 +963,7 @@
           <w:b w:val="0"/>
           <w:i w:val="0"/>
         </w:rPr>
-        <w:t>‏24.05.12 - 1967 شراء عدد(10) أكياس نخالة من الدواجن ف/1967</w:t>
+        <w:t>/1967ف نجاودلا نم ةلاخن سايكأ (10)ددع ءارش 1967 - 24.05.12‏</w:t>
       </w:r>
     </w:p>
     <w:p>
@@ -989,7 +989,7 @@
           <w:b w:val="0"/>
           <w:i w:val="0"/>
         </w:rPr>
-        <w:t>‏2 | -1182 أمصروفات طبية عبر مستوصف العبير للسيد أبراهيم كونان</w:t>
+        <w:t>نانوك ميهاربأ ديسلل ريبعلا فصوتسم ربع ةيبط تافورصمأ -1182 | 2‏</w:t>
       </w:r>
     </w:p>
     <w:p>
@@ -1094,15 +1094,15 @@
           <w:b w:val="0"/>
           <w:i w:val="0"/>
         </w:rPr>
-        <w:t>شركة ‎dey jo‏ وادي فاطمة للدواجن المحدودة</w:t>
+        <w:t>ةدودحملا نجاودلل ةمطاف يداو ‏jo dey‎ ةكرش</w:t>
         <w:br/>
         <w:t>شركة ذات مسئولية محدودة</w:t>
         <w:br/>
-        <w:t>رأس المال المدفوع ‎VO, eye ee‏ ريال سعودي</w:t>
+        <w:t>يدوعس لاير ‏ee eye ,VO‎ عوفدملا لاملا سأر</w:t>
         <w:br/>
         <w:t>سرت :1371151941</w:t>
         <w:br/>
-        <w:t>- جدة - المملكة العربية السعودية</w:t>
+        <w:t>ةيدوعسلا ةيبرعلا ةكلمملا - ةدج -</w:t>
       </w:r>
     </w:p>
     <w:p>
@@ -1117,7 +1117,7 @@
         </w:rPr>
         <w:t>التاريخ 1433/07/19 —</w:t>
         <w:br/>
-        <w:t>الموافق : 2012/06/09 م</w:t>
+        <w:t>م 2012/06/09 : قفاوملا</w:t>
       </w:r>
     </w:p>
     <w:p>
@@ -1132,7 +1132,7 @@
         </w:rPr>
         <w:t>سعادة الشيخ / ‎Lf‏ مة أحمد زينى .</w:t>
         <w:br/>
-        <w:t>الموقسسر</w:t>
+        <w:t>رسسقوملا</w:t>
         <w:br/>
         <w:t>تحية طيبة وبعد: ‎Cc‏</w:t>
       </w:r>
@@ -1153,11 +1153,11 @@
         <w:br/>
         <w:t>الفا تسعمائة وأحدعشر ريالاو خمسون هلله لاغير مع</w:t>
         <w:br/>
-        <w:t>المستندات الأصلية لذلك .</w:t>
-        <w:br/>
-        <w:t>نرجو التكرم بتعميد الإدارة المالية لأصدار شيك لحسابنا للتسديد</w:t>
-        <w:br/>
-        <w:t>وأستعاضة المصروفات الشهرية للمزرعة.</w:t>
+        <w:t>. كلذل ةيلصألا تادنتسملا</w:t>
+        <w:br/>
+        <w:t>ديدستلل انباسحل كيش رادصأل ةيلاملا ةرادإلا ديمعتب مركتلا وجرن</w:t>
+        <w:br/>
+        <w:t>.ةعرزملل ةيرهشلا تافورصملا ةضاعتسأو</w:t>
       </w:r>
     </w:p>
     <w:p>
@@ -1228,11 +1228,11 @@
         </w:rPr>
         <w:t>‎sw ‏ع1 م ع سححل‎  ما‎</w:t>
         <w:br/>
-        <w:t>٠09555 CH) 15555191١6 . ‏ككوءء - فاكس‎ (+) 5 OMEVAYY — OVEN EY 5 ‏هاتف‎ - 5١975 ‏الجموم‎ - ١519 : ‏المزرعة . ص.ب‎</w:t>
+        <w:t>‎ب.ص . ةعرزملا‏ : ١519 - ‎مومجلا‏ 5١975 - ‎فتاه‏ 5 EY OVEN — OMEVAYY 5 (+) ‎سكاف - ءءوكك‏ . 15555191١6 (CH ٠09555</w:t>
         <w:br/>
         <w:t>Farm - P.O. Box : 269 - Al-Jumoom 21926 - Tel. : 00966 (0) 2 5941907 / 5941923 - Fax: 00966 (0) 2 5941915</w:t>
         <w:br/>
-        <w:t>E-mail : info@wadifatimahpoultry.com : ‏يريد الكتروتي‎ - Website : www.wadifatimahpoultry.com</w:t>
+        <w:t>www.wadifatimahpoultry.com : Website - ‎يتورتكلا ديري‏ : info@wadifatimahpoultry.com : E-mail</w:t>
       </w:r>
     </w:p>
     <w:p>
@@ -1344,7 +1344,7 @@
           <w:b w:val="0"/>
           <w:i w:val="0"/>
         </w:rPr>
-        <w:t>‏...| المحاسب المدير العام</w:t>
+        <w:t>ماعلا ريدملا بساحملا |...‏</w:t>
       </w:r>
     </w:p>
     <w:p>
@@ -1536,7 +1536,7 @@
           <w:b w:val="0"/>
           <w:i w:val="0"/>
         </w:rPr>
-        <w:t>‎FP TK Her off? pre oF”‏ الور سا نين حون ني ونا</w:t>
+        <w:t>انو ين نوح نين اس رولا ‏”oF pre ?off Her TK FP‎</w:t>
       </w:r>
     </w:p>
     <w:p>
@@ -1809,15 +1809,15 @@
           <w:b w:val="0"/>
           <w:i w:val="0"/>
         </w:rPr>
-        <w:t>شركة مزرعة وادي فاطمة للدواجن المحدودة</w:t>
+        <w:t>ةدودحملا نجاودلل ةمطاف يداو ةعرزم ةكرش</w:t>
         <w:br/>
         <w:t>شركة ذات مسئولية محدودة</w:t>
         <w:br/>
-        <w:t>رأس المال المدفوع 19,000,500 ريال سعودي</w:t>
+        <w:t>يدوعس لاير 500,000,19 عوفدملا لاملا سأر</w:t>
         <w:br/>
         <w:t>سيت ‎ae ANY‏</w:t>
         <w:br/>
-        <w:t>جدة - المملكة العربية السعودية</w:t>
+        <w:t>ةيدوعسلا ةيبرعلا ةكلمملا - ةدج</w:t>
       </w:r>
     </w:p>
     <w:p>
@@ -1832,7 +1832,7 @@
         </w:rPr>
         <w:t>التاريخ 1433/08/21 ه</w:t>
         <w:br/>
-        <w:t>الموافق :2012/07/11 م</w:t>
+        <w:t>م :2012/07/11 قفاوملا</w:t>
       </w:r>
     </w:p>
     <w:p>
@@ -1873,7 +1873,7 @@
           <w:b w:val="0"/>
           <w:i w:val="0"/>
         </w:rPr>
-        <w:t>الموقر</w:t>
+        <w:t>رقوملا</w:t>
       </w:r>
     </w:p>
     <w:p>
@@ -1905,9 +1905,9 @@
         <w:br/>
         <w:t>وتسعة وستون ريالا و عشرون هلله لاغير مع المستندات</w:t>
         <w:br/>
-        <w:t>الأصلية وكذا المبيعات من كلا من الأغنام ذوى الأعمار المختلففة</w:t>
-        <w:br/>
-        <w:t>والأفراس الصغيرة باجمالى (170,000.00) مائة وسبع يون الف</w:t>
+        <w:t>ةففلتخملا رامعألا ىوذ مانغألا نم الك نم تاعيبملا اذكو ةيلصألا</w:t>
+        <w:br/>
+        <w:t>فلا نوي عبسو ةئام (000.00,170) ىلامجاب ةريغصلا سارفألاو</w:t>
         <w:br/>
         <w:t>ريالا لذلك .</w:t>
       </w:r>
@@ -1922,20 +1922,20 @@
           <w:b w:val="0"/>
           <w:i w:val="0"/>
         </w:rPr>
-        <w:t>نرجو التكرم بتعميد الإدارة المالية لأصدار شيك لحسابنا للتسديد 0</w:t>
-      </w:r>
-    </w:p>
-    <w:p>
-      <w:pPr>
-        <w:jc w:val="right"/>
-        <w:bidi/>
-      </w:pPr>
-      <w:r>
-        <w:rPr>
-          <w:b w:val="0"/>
-          <w:i w:val="0"/>
-        </w:rPr>
-        <w:t>وأستعاضة المصروفات الشهرية للمزرعة.</w:t>
+        <w:t>0 ديدستلل انباسحل كيش رادصأل ةيلاملا ةرادإلا ديمعتب مركتلا وجرن</w:t>
+      </w:r>
+    </w:p>
+    <w:p>
+      <w:pPr>
+        <w:jc w:val="right"/>
+        <w:bidi/>
+      </w:pPr>
+      <w:r>
+        <w:rPr>
+          <w:b w:val="0"/>
+          <w:i w:val="0"/>
+        </w:rPr>
+        <w:t>.ةعرزملل ةيرهشلا تافورصملا ةضاعتسأو</w:t>
       </w:r>
     </w:p>
     <w:p>
@@ -1987,7 +1987,7 @@
           <w:b w:val="0"/>
           <w:i w:val="0"/>
         </w:rPr>
-        <w:t>المزرهة ‎VIA) Giga)‏ الجموم ‎YIAYI‏ - هاتف , 419810وه — ‎ONEVATY‏ ؟ (.) 6495 - فاكس + 5541516 ؟ (00 ‎ANT‏</w:t>
+        <w:t>‏ANT‎ 00) ؟ 5541516 + سكاف - 6495 (.) ؟ ‏ONEVATY‎ — هو419810 , فتاه - ‏YIAYI‎ مومجلا ‏(Giga (VIA‎ ةهرزملا</w:t>
       </w:r>
     </w:p>
     <w:p>
@@ -2002,7 +2002,7 @@
         </w:rPr>
         <w:t>parm 7-0. Box : 269 - Al-Jumoom 21926 - Tel. : 00966 (0) 2 5941907 / 5941923 - Fax: 00966 (0) 2 5941915</w:t>
         <w:br/>
-        <w:t>i: info@wadifatimahpoultry.com : ‏بريد الكتروتي‎ - Website : www.wadifatimahpoultry.com</w:t>
+        <w:t>www.wadifatimahpoultry.com : Website - ‎يتورتكلا ديرب‏ : info@wadifatimahpoultry.com i:</w:t>
       </w:r>
     </w:p>
     <w:p>
@@ -2047,7 +2047,7 @@
           <w:b w:val="0"/>
           <w:i w:val="0"/>
         </w:rPr>
-        <w:t>‎التاريخ:  APY VEVYP</w:t>
+        <w:t>VEVYP APY  :خيراتلا‎</w:t>
       </w:r>
     </w:p>
     <w:p>
@@ -2073,7 +2073,7 @@
           <w:b w:val="0"/>
           <w:i w:val="0"/>
         </w:rPr>
-        <w:t>‎OT‏ امت</w:t>
+        <w:t>تما ‏OT‎</w:t>
       </w:r>
     </w:p>
     <w:p>
@@ -2103,7 +2103,7 @@
           <w:b w:val="0"/>
           <w:i w:val="0"/>
         </w:rPr>
-        <w:t>‏المد</w:t>
+        <w:t>دملا‏</w:t>
       </w:r>
     </w:p>
     <w:p>
@@ -2308,7 +2308,7 @@
           <w:b w:val="0"/>
           <w:i w:val="0"/>
         </w:rPr>
-        <w:t>‏فج )اج ‎ERY‏ عمجي ‎HHO oO‏ سوام وكيم سيسمر ‎Fe‏</w:t>
+        <w:t>‏Fe‎ رمسيس ميكو ماوس ‏oO HHO‎ يجمع ‏ERY‎ جا( جف‏</w:t>
       </w:r>
     </w:p>
     <w:p>
@@ -2419,15 +2419,15 @@
         </w:rPr>
         <w:t>[صفحة 2 - OCR]</w:t>
         <w:br/>
-        <w:t>شركة مزرعة وآدي قاطمة للدواجن المحدودة</w:t>
+        <w:t>ةدودحملا نجاودلل ةمطاق يدآو ةعرزم ةكرش</w:t>
         <w:br/>
         <w:t>شركة ذات مسئولية محدودة</w:t>
         <w:br/>
-        <w:t>رأس المال المدفوع ‎590,600,6٠٠‏ ريال سعودي</w:t>
+        <w:t>يدوعس لاير ‏6٠٠,600,590‎ عوفدملا لاملا سأر</w:t>
         <w:br/>
         <w:t>‎bee AVA) aga‏</w:t>
         <w:br/>
-        <w:t>جدة - المملكة العربية السعودية</w:t>
+        <w:t>ةيدوعسلا ةيبرعلا ةكلمملا - ةدج</w:t>
       </w:r>
     </w:p>
     <w:p>
@@ -2485,33 +2485,33 @@
         </w:rPr>
         <w:t>التاريخ 1433/09/23 *—</w:t>
         <w:br/>
-        <w:t>الموافق :2012/08/11 ‎a‏</w:t>
-      </w:r>
-    </w:p>
-    <w:p>
-      <w:pPr>
-        <w:jc w:val="right"/>
-        <w:bidi/>
-      </w:pPr>
-      <w:r>
-        <w:rPr>
-          <w:b w:val="0"/>
-          <w:i w:val="0"/>
-        </w:rPr>
-        <w:t>سعادة الشيسخ رسا مة أحمد زينى . 39</w:t>
-      </w:r>
-    </w:p>
-    <w:p>
-      <w:pPr>
-        <w:jc w:val="right"/>
-        <w:bidi/>
-      </w:pPr>
-      <w:r>
-        <w:rPr>
-          <w:b w:val="0"/>
-          <w:i w:val="0"/>
-        </w:rPr>
-        <w:t>الموقر</w:t>
+        <w:t>‏a‎ :2012/08/11 قفاوملا</w:t>
+      </w:r>
+    </w:p>
+    <w:p>
+      <w:pPr>
+        <w:jc w:val="right"/>
+        <w:bidi/>
+      </w:pPr>
+      <w:r>
+        <w:rPr>
+          <w:b w:val="0"/>
+          <w:i w:val="0"/>
+        </w:rPr>
+        <w:t>39 . ىنيز دمحأ ةم اسر خسيشلا ةداعس</w:t>
+      </w:r>
+    </w:p>
+    <w:p>
+      <w:pPr>
+        <w:jc w:val="right"/>
+        <w:bidi/>
+      </w:pPr>
+      <w:r>
+        <w:rPr>
+          <w:b w:val="0"/>
+          <w:i w:val="0"/>
+        </w:rPr>
+        <w:t>رقوملا</w:t>
       </w:r>
     </w:p>
     <w:p>
@@ -2556,9 +2556,9 @@
           <w:b w:val="0"/>
           <w:i w:val="0"/>
         </w:rPr>
-        <w:t>نرجو التكرم بتعميد الإدارة المالية لأصدار شيك لحسابنا للتسديد</w:t>
-        <w:br/>
-        <w:t>وأستعاضة المصروفات الشهرية للمزرعة.</w:t>
+        <w:t>ديدستلل انباسحل كيش رادصأل ةيلاملا ةرادإلا ديمعتب مركتلا وجرن</w:t>
+        <w:br/>
+        <w:t>.ةعرزملل ةيرهشلا تافورصملا ةضاعتسأو</w:t>
       </w:r>
     </w:p>
     <w:p>
@@ -2610,13 +2610,13 @@
           <w:b w:val="0"/>
           <w:i w:val="0"/>
         </w:rPr>
-        <w:t>.الل سلب سسسب بيجي ييح جبيبيبيييب سي يبب ‎I‏</w:t>
-        <w:br/>
-        <w:t>‏المزرعة 1 ص.ب :114 - الجموم ‎THAT‏ - هاتف , 19.80 زوه - 544197 5 )+( 20455 - شاكس 1 5541516 5 )( ‎oA‏</w:t>
+        <w:t>‏I‎ ببي يس بيييبيبيبج حيي يجيب بسسس بلس للا.</w:t>
+        <w:br/>
+        <w:t>‏oA‎ )( 5 5541516 1 سكاش - 20455 )+( 5 544197 - هوز 19.80 , فتاه - ‏THAT‎ مومجلا - :114 ب.ص 1 ةعرزملا‏</w:t>
         <w:br/>
         <w:t>‎farm a PO. Box : 269 - Al-Jumoom 21926 - Tel. : 00966 (0) 2 5941907 / 5941923 - Fax: 00966 (0) 2 5941915‏</w:t>
         <w:br/>
-        <w:t>‎Website : www.wadifatimahpoultry.com‏ - بريد الكتروتي + ‎“mail: Info@wadifatimahpoultry.com‏ 1</w:t>
+        <w:t>1 ‏Info@wadifatimahpoultry.com mail:“‎ + يتورتكلا ديرب - ‏www.wadifatimahpoultry.com : Website‎</w:t>
       </w:r>
     </w:p>
     <w:p>
@@ -2661,7 +2661,7 @@
           <w:b w:val="0"/>
           <w:i w:val="0"/>
         </w:rPr>
-        <w:t>‎التاريخ:  ‎١19ل١48/1١</w:t>
+        <w:t>١48/1١ل١19‎  :خيراتلا‎</w:t>
       </w:r>
     </w:p>
     <w:p>
@@ -2745,7 +2745,7 @@
           <w:b w:val="0"/>
           <w:i w:val="0"/>
         </w:rPr>
-        <w:t>ePID ‏موسي عمجب يبب مجم‎ Z LOZ?</w:t>
+        <w:t>?LOZ Z ‎مجم ببي بجمع يسوم‏ ePID</w:t>
       </w:r>
     </w:p>
     <w:p>
@@ -2988,7 +2988,7 @@
           <w:b w:val="0"/>
           <w:i w:val="0"/>
         </w:rPr>
-        <w:t>شركة مزرعة وآذي قآاطمة للدواجن المحدودة</w:t>
+        <w:t>ةدودحملا نجاودلل ةمطاآق يذآو ةعرزم ةكرش</w:t>
       </w:r>
     </w:p>
     <w:p>
@@ -3003,11 +3003,11 @@
         </w:rPr>
         <w:t>شركة ذات مسئولية محدودة</w:t>
         <w:br/>
-        <w:t>رأس المال المدفوع ‎6,000,٠٠٠‏ ريال سعودي</w:t>
+        <w:t>يدوعس لاير ‏٠٠٠,000,6‎ عوفدملا لاملا سأر</w:t>
         <w:br/>
         <w:t>سيت : ‎Cee. oe‏</w:t>
         <w:br/>
-        <w:t>جدة - المملكة العربية السعودية</w:t>
+        <w:t>ةيدوعسلا ةيبرعلا ةكلمملا - ةدج</w:t>
       </w:r>
     </w:p>
     <w:p>
@@ -3022,7 +3022,7 @@
         </w:rPr>
         <w:t>التاريخ 1433/10/24 ه</w:t>
         <w:br/>
-        <w:t>الموافق : 2012/09/11 م</w:t>
+        <w:t>م 2012/09/11 : قفاوملا</w:t>
       </w:r>
     </w:p>
     <w:p>
@@ -3048,7 +3048,7 @@
           <w:b w:val="0"/>
           <w:i w:val="0"/>
         </w:rPr>
-        <w:t>الموقر</w:t>
+        <w:t>رقوملا</w:t>
       </w:r>
     </w:p>
     <w:p>
@@ -3091,9 +3091,9 @@
           <w:b w:val="0"/>
           <w:i w:val="0"/>
         </w:rPr>
-        <w:t>نرجو التكرم بتعميد الإدارة المالية لأصدار شيك لحسابنا للتتسديد</w:t>
-        <w:br/>
-        <w:t>وأستعاضة المصسسروفات الشهرية للمزرعة.</w:t>
+        <w:t>ديدستتلل انباسحل كيش رادصأل ةيلاملا ةرادإلا ديمعتب مركتلا وجرن</w:t>
+        <w:br/>
+        <w:t>.ةعرزملل ةيرهشلا تافورسسصملا ةضاعتسأو</w:t>
       </w:r>
     </w:p>
     <w:p>
@@ -3134,11 +3134,11 @@
         </w:rPr>
         <w:t>ببسب يي</w:t>
         <w:br/>
-        <w:t>المزرعة ؛ ص.ب + ‎7١9‏ - الجموم ‎5١917١‏ - هاتف , /19801١1:؛وه‏ - 5911917" )+( 00455 - فاكس , ‎٠50533 (A) 1 5541151١8‏</w:t>
+        <w:t>‏5541151١8 1 (A) ٠50533‎ , سكاف - 00455 )+( "5911917 - ‏هو؛/19801١1: , فتاه - ‏5١917١‎ مومجلا - ‏7١9‎ + ب.ص ؛ ةعرزملا</w:t>
         <w:br/>
         <w:t>‎Farm - P.O. Box : 269 - Al-Jumoom 21926 - Tel. : 00966 (0) 2 5941907 / 5941923 - Fax: 00966 (0) 2 5941915‏</w:t>
         <w:br/>
-        <w:t>‎Website : www.wadifatimahpoultry.com‏ - يريد الكترونتي : ‎E-mail : info@wadifatimahpoultry.com‏</w:t>
+        <w:t>‏info@wadifatimahpoultry.com : E-mail‎ : يتنورتكلا ديري - ‏www.wadifatimahpoultry.com : Website‎</w:t>
       </w:r>
     </w:p>
     <w:p>
@@ -3532,15 +3532,15 @@
           <w:b w:val="0"/>
           <w:i w:val="0"/>
         </w:rPr>
-        <w:t>شركة 50 ‎dc‏ وادي قاطمة للدواجن المحدودة</w:t>
+        <w:t>ةدودحملا نجاودلل ةمطاق يداو ‏dc‎ 50 ةكرش</w:t>
         <w:br/>
         <w:t>شركة ذات مسئولية محدودة</w:t>
         <w:br/>
-        <w:t>رأس المال المدفوع ‎TOs eye es‏ ريال سعودي</w:t>
+        <w:t>يدوعس لاير ‏es eye TOs‎ عوفدملا لاملا سأر</w:t>
         <w:br/>
         <w:t>سرت : ‎eK ede‏</w:t>
         <w:br/>
-        <w:t>جدة - المملكة العربية السعودية</w:t>
+        <w:t>ةيدوعسلا ةيبرعلا ةكلمملا - ةدج</w:t>
       </w:r>
     </w:p>
     <w:p>
@@ -3555,33 +3555,33 @@
         </w:rPr>
         <w:t>التاريخ 1433/11/23 هل</w:t>
         <w:br/>
-        <w:t>الموافق : 2012/10/09 م</w:t>
-      </w:r>
-    </w:p>
-    <w:p>
-      <w:pPr>
-        <w:jc w:val="right"/>
-        <w:bidi/>
-      </w:pPr>
-      <w:r>
-        <w:rPr>
-          <w:b w:val="0"/>
-          <w:i w:val="0"/>
-        </w:rPr>
-        <w:t>سعادة الشيسخ /رأسا مسة أحمسد زيسنى .</w:t>
-      </w:r>
-    </w:p>
-    <w:p>
-      <w:pPr>
-        <w:jc w:val="right"/>
-        <w:bidi/>
-      </w:pPr>
-      <w:r>
-        <w:rPr>
-          <w:b w:val="0"/>
-          <w:i w:val="0"/>
-        </w:rPr>
-        <w:t>الموقفر</w:t>
+        <w:t>م 2012/10/09 : قفاوملا</w:t>
+      </w:r>
+    </w:p>
+    <w:p>
+      <w:pPr>
+        <w:jc w:val="right"/>
+        <w:bidi/>
+      </w:pPr>
+      <w:r>
+        <w:rPr>
+          <w:b w:val="0"/>
+          <w:i w:val="0"/>
+        </w:rPr>
+        <w:t>. ىنسيز دسمحأ ةسم اسأر/ خسيشلا ةداعس</w:t>
+      </w:r>
+    </w:p>
+    <w:p>
+      <w:pPr>
+        <w:jc w:val="right"/>
+        <w:bidi/>
+      </w:pPr>
+      <w:r>
+        <w:rPr>
+          <w:b w:val="0"/>
+          <w:i w:val="0"/>
+        </w:rPr>
+        <w:t>رفقوملا</w:t>
         <w:br/>
         <w:t>تحية ‎Ligh‏ وبعد: 6</w:t>
       </w:r>
@@ -3604,9 +3604,9 @@
         <w:br/>
         <w:t>لاغير سع المستندات الأصلية.</w:t>
         <w:br/>
-        <w:t>نرجو التكرم بتعميد الإدارة المالية لأصدار شيك لحسابنا للتسديد</w:t>
-        <w:br/>
-        <w:t>وأستعاصة المصروفات الشهرية للمزرعة .</w:t>
+        <w:t>ديدستلل انباسحل كيش رادصأل ةيلاملا ةرادإلا ديمعتب مركتلا وجرن</w:t>
+        <w:br/>
+        <w:t>. ةعرزملل ةيرهشلا تافورصملا ةصاعتسأو</w:t>
       </w:r>
     </w:p>
     <w:p>
@@ -3634,11 +3634,11 @@
         </w:rPr>
         <w:t>NN</w:t>
         <w:br/>
-        <w:t>STANTS) 7 594191١6 ‏فاكس ؛‎ - ٠١0955 (+) 5 5941١97 — OMENAY , ‏هاتف‎ - 5١9177 ‏المزرعة 1 ص.ب + 555 - الجموم‎</w:t>
+        <w:t>‎مومجلا - 555 + ب.ص 1 ةعرزملا‏ 5١9177 - ‎فتاه‏ , OMENAY — 5941١97 5 (+) ٠١0955 - ‎؛ سكاف‏ 594191١6 7 (STANTS</w:t>
         <w:br/>
         <w:t>Farm - P.O. Box : 269 - Al-Jumoom 21926 - Tel. : 00966 (0) 2 5941907 / 5941923 - Fax: 00966 (0) 2 5941915</w:t>
         <w:br/>
-        <w:t>E-mail : info@wadifatimahpoultry.com : ‏يريد الكتروني‎ - Website : www.wadifatimahpoultry.com</w:t>
+        <w:t>www.wadifatimahpoultry.com : Website - ‎ينورتكلا ديري‏ : info@wadifatimahpoultry.com : E-mail</w:t>
       </w:r>
     </w:p>
     <w:p>
@@ -3720,7 +3720,7 @@
           <w:b w:val="0"/>
           <w:i w:val="0"/>
         </w:rPr>
-        <w:t>ا« لمجو واو لحك الخ د</w:t>
+        <w:t>د خلا كحل واو وجمل »ا</w:t>
       </w:r>
     </w:p>
     <w:p>
@@ -3857,9 +3857,9 @@
         <w:br/>
         <w:t>2 /أبدل أضافى لعمالة الفيلا عن شهر نوفمبر 2011 م.</w:t>
         <w:br/>
-        <w:t>1 0 تصديق تفويض لمكتب الجمال لأنهاء أجراء تجديد أقامة السيد أبراهيم كونان</w:t>
-        <w:br/>
-        <w:t>7 أشراء عدد )5( أكياس نخالة من الدواجن ف/1947</w:t>
+        <w:t>نانوك ميهاربأ ديسلا ةماقأ ديدجت ءارجأ ءاهنأل لامجلا بتكمل ضيوفت قيدصت 0 1</w:t>
+        <w:br/>
+        <w:t>/1947ف نجاودلا نم ةلاخن سايكأ )5( ددع ءارشأ 7</w:t>
         <w:br/>
         <w:t>‎١4‏ م أمحروقات الفيلا من ديزل خلال شهر نوفمبر 2011 م.</w:t>
         <w:br/>
@@ -3879,7 +3879,7 @@
         <w:br/>
         <w:t>4 .ارواتب عمالة الفيلا عن شهر ديسمبر2011 م .</w:t>
         <w:br/>
-        <w:t>08 .شراء عدد )5( أكياس نخالة من الدواجن ف/ 1948</w:t>
+        <w:t>1948 /ف نجاودلا نم ةلاخن سايكأ )5( ددع ءارش. 08</w:t>
         <w:br/>
         <w:t>&gt; |محروقات الفيلا من بترول خلال ديسمبر 2011 م .</w:t>
         <w:br/>
@@ -3898,15 +3898,15 @@
         </w:rPr>
         <w:t>[صفحة 2 - OCR]</w:t>
         <w:br/>
-        <w:t>شركة مزرعة وادي فاطمة للدواجن المحدودة</w:t>
+        <w:t>ةدودحملا نجاودلل ةمطاف يداو ةعرزم ةكرش</w:t>
         <w:br/>
         <w:t>شركة ذات مسنولية محدودة</w:t>
         <w:br/>
-        <w:t>رأس المال المدفوع ‎75,6.٠0,.٠٠‏ ريال سعودي</w:t>
+        <w:t>يدوعس لاير ‏.٠٠,6.٠0,75‎ عوفدملا لاملا سأر</w:t>
         <w:br/>
         <w:t>سرت : ‎eK ANA‏</w:t>
         <w:br/>
-        <w:t>جدة - المملكة العربية السعودية</w:t>
+        <w:t>ةيدوعسلا ةيبرعلا ةكلمملا - ةدج</w:t>
       </w:r>
     </w:p>
     <w:p>
@@ -3942,7 +3942,7 @@
         </w:rPr>
         <w:t>التاريخ 1433/02/20 —</w:t>
         <w:br/>
-        <w:t>الموافق : 2012/01/14 م</w:t>
+        <w:t>م 2012/01/14 : قفاوملا</w:t>
       </w:r>
     </w:p>
     <w:p>
@@ -3957,7 +3957,7 @@
         </w:rPr>
         <w:t>سعادة الشيخ رأ سا مة زيسنى . (</w:t>
         <w:br/>
-        <w:t>الموققفر</w:t>
+        <w:t>رفققوملا</w:t>
         <w:br/>
         <w:t>تحية طيبة وبعد: ‎Cc‏</w:t>
         <w:br/>
@@ -3991,7 +3991,7 @@
           <w:b w:val="0"/>
           <w:i w:val="0"/>
         </w:rPr>
-        <w:t>نرجو التكرم بتعميد الإدارة المالية لقيد المبلغ لحسابنا بطرفكم و إفادتتا</w:t>
+        <w:t>اتتدافإ و مكفرطب انباسحل غلبملا ديقل ةيلاملا ةرادإلا ديمعتب مركتلا وجرن</w:t>
       </w:r>
     </w:p>
     <w:p>
@@ -4049,11 +4049,11 @@
         </w:rPr>
         <w:t>—————————————————————————————————————————————— 077729797901</w:t>
         <w:br/>
-        <w:t>..0955 (8) ” 5054191١8 , ‏فاكس‎ — :.0555 (+) Y OMENA YY — O4EN4 EY , ‏هاتف‎ - VIATT ‏المزرعة . ص.ب + 759 - الجموم‎</w:t>
+        <w:t>‎مومجلا - 759 + ب.ص . ةعرزملا‏ VIATT - ‎فتاه‏ , EY O4EN4 — YY OMENA Y (+) :.0555 — ‎سكاف‏ , 5054191١8 ” (8) ..0955</w:t>
         <w:br/>
         <w:t>Farm - P.O. Box : 269 - Al-Jumoom 21926 - Tel. : 00966 (0) 2 5941907 / 5941923 - Fax: 00966 (0) 2 5941915</w:t>
         <w:br/>
-        <w:t>E-mail : info@wadifatimahpoultry.com +: ‏يريد الكتروتي‎ - Website : www.wadifatimahpoultry.com</w:t>
+        <w:t>www.wadifatimahpoultry.com : Website - ‎يتورتكلا ديري‏ :+ info@wadifatimahpoultry.com : E-mail</w:t>
       </w:r>
     </w:p>
     <w:p>
@@ -4195,7 +4195,7 @@
           <w:b w:val="0"/>
           <w:i w:val="0"/>
         </w:rPr>
-        <w:t>02.01.2012 | -10422 = أمصروفات طبية عبر مستوصف الصاعدى حسب المرفق . 80.00</w:t>
+        <w:t>80.00 . قفرملا بسح ىدعاصلا فصوتسم ربع ةيبط تافورصمأ = -10422 | 02.01.2012</w:t>
         <w:br/>
         <w:t>‎Jaa]: 10433- | 02.01.2012‏ اضافى لعمالة الفيلا عن شهر ديسمبر 2011 م. 1,058.00</w:t>
         <w:br/>
@@ -4203,7 +4203,7 @@
         <w:br/>
         <w:t>10.01.2012 | -10507 أمحروقات الفيلا من ديزل خلال شهر ديسمبر 2011 م. 40.00</w:t>
         <w:br/>
-        <w:t>15.01.2012 1950 شراء عدد )5( أكياس نخالة من الدواجن ف/1950 75.00</w:t>
+        <w:t>75.00 /1950ف نجاودلا نم ةلاخن سايكأ )5( ددع ءارش 1950 15.01.2012</w:t>
       </w:r>
     </w:p>
     <w:p>
@@ -4340,15 +4340,15 @@
           <w:b w:val="0"/>
           <w:i w:val="0"/>
         </w:rPr>
-        <w:t>شركة مزوعة وآدي قاطمة للدواجن المحدودة</w:t>
+        <w:t>ةدودحملا نجاودلل ةمطاق يدآو ةعوزم ةكرش</w:t>
         <w:br/>
         <w:t>شركة ذات مسنولية محدودة</w:t>
         <w:br/>
-        <w:t>رأس المال المدفوع ‎9,66٠06٠١‏ ريال سعودي</w:t>
+        <w:t>يدوعس لاير ‏66٠06٠١,9‎ عوفدملا لاملا سأر</w:t>
         <w:br/>
         <w:t>سرت : ‎bo Ke AVM‏</w:t>
         <w:br/>
-        <w:t>جدة - المملكة العربية السعودية</w:t>
+        <w:t>ةيدوعسلا ةيبرعلا ةكلمملا - ةدج</w:t>
       </w:r>
     </w:p>
     <w:p>
@@ -4363,7 +4363,7 @@
         </w:rPr>
         <w:t>التاريخ 1433/03/21 ه</w:t>
         <w:br/>
-        <w:t>الموافق : 2012/02/13 م</w:t>
+        <w:t>م 2012/02/13 : قفاوملا</w:t>
       </w:r>
     </w:p>
     <w:p>
@@ -4402,7 +4402,7 @@
           <w:b w:val="0"/>
           <w:i w:val="0"/>
         </w:rPr>
-        <w:t>الموقر</w:t>
+        <w:t>رقوملا</w:t>
       </w:r>
     </w:p>
     <w:p>
@@ -4428,7 +4428,7 @@
           <w:b w:val="0"/>
           <w:i w:val="0"/>
         </w:rPr>
-        <w:t>مرفق لسعادتكم طيه كشفي الحساب لمصروفات البستان الوادي</w:t>
+        <w:t>يداولا ناتسبلا تافورصمل باسحلا يفشك هيط مكتداعسل قفرم</w:t>
         <w:br/>
         <w:t>عن شهر يناير 2012 م بمبلغ و قدره (45,708.99) خمسة وأربعون</w:t>
         <w:br/>
@@ -4436,9 +4436,9 @@
         <w:br/>
         <w:t>مع المستندات الأصلية لذلك .</w:t>
         <w:br/>
-        <w:t>نرجو التكرم بتعميد الإدارة المالية لأصدار شيك لحسابنا للتتسديد</w:t>
-        <w:br/>
-        <w:t>وأستعاضة المصروفات الشهرية للمزرعة.</w:t>
+        <w:t>ديدستتلل انباسحل كيش رادصأل ةيلاملا ةرادإلا ديمعتب مركتلا وجرن</w:t>
+        <w:br/>
+        <w:t>.ةعرزملل ةيرهشلا تافورصملا ةضاعتسأو</w:t>
       </w:r>
     </w:p>
     <w:p>
@@ -4466,11 +4466,11 @@
         </w:rPr>
         <w:t>3 09 ‏رئب‎ 9</w:t>
         <w:br/>
-        <w:t>‏؟0555)0(1.‎ 55419١١6 , ‏؟ )+( 955و.. - شاكس‎ OMEVA TY - OMEN AY , ‏هاتف‎ - 1١975 ‏الجموم‎ - 5١59 ١ ‏المزرعة . ص.ب‎</w:t>
+        <w:t>‎ب.ص . ةعرزملا‏ ١ 5١59 - ‎مومجلا‏ 1١975 - ‎فتاه‏ , AY OMEN - TY OMEVA ‎سكاش - ..و955 )+( ؟‏ , 55419١١6 ‎1.)0(0555؟‏</w:t>
         <w:br/>
         <w:t>Farm - P.O. Box : 269 - Al-Jumoom 21926 - Tel. : 00966 (0) 2 5941907 / 5941923 - Fax: 00966 (0) 2 5941915</w:t>
         <w:br/>
-        <w:t>E-mail : info@wadifatimahpoultry.com : ‏يريد الكتروني‎ - Website : www.wadifatimahpoultry.com</w:t>
+        <w:t>www.wadifatimahpoultry.com : Website - ‎ينورتكلا ديري‏ : info@wadifatimahpoultry.com : E-mail</w:t>
       </w:r>
     </w:p>
     <w:p>
@@ -4517,7 +4517,7 @@
         </w:rPr>
         <w:t>رقم القيد: ‎ove‏</w:t>
         <w:br/>
-        <w:t>‏بينن القيد:</w:t>
+        <w:t>:ديقلا ننيب‏</w:t>
       </w:r>
     </w:p>
     <w:p>
@@ -4560,9 +4560,9 @@
           <w:b w:val="0"/>
           <w:i w:val="0"/>
         </w:rPr>
-        <w:t>‎التاريخ:  ‎8م؟ل"/.م"؛١</w:t>
-        <w:br/>
-        <w:t>١ ‏الصفحة:‎</w:t>
+        <w:t>١؛"م/."ل؟م8‎  :خيراتلا‎</w:t>
+        <w:br/>
+        <w:t>‎:ةحفصلا‏ ١</w:t>
       </w:r>
     </w:p>
     <w:p>
@@ -4601,7 +4601,7 @@
           <w:b w:val="0"/>
           <w:i w:val="0"/>
         </w:rPr>
-        <w:t>المدير العام</w:t>
+        <w:t>ماعلا ريدملا</w:t>
       </w:r>
     </w:p>
     <w:p>
@@ -4666,11 +4666,11 @@
         <w:br/>
         <w:t>05.02.2012 امصروفات طبية للسيد على أسماعيل خلال مستشفي د/ بخش بمكة المكرمة .</w:t>
         <w:br/>
-        <w:t>05.02.2012 أمصروفات طبية للسيد بابول أحمد ‎JS‏ الصاعدى</w:t>
+        <w:t>ىدعاصلا ‏JS‎ دمحأ لوباب ديسلل ةيبط تافورصمأ 05.02.2012</w:t>
         <w:br/>
         <w:t>‎Jay) 1 05.02.2012‏ وقت أضافى لعمالة الفيلا عن شهر يناير 2012</w:t>
         <w:br/>
-        <w:t>‎٠5 05.02.2012‏ أشراء عدد(5) أكياس نئالة من الدواجن ف/1953</w:t>
+        <w:t>/1953ف نجاودلا نم ةلائن سايكأ (5)ددع ءارشأ ‏05.02.2012 ٠5‎</w:t>
         <w:br/>
         <w:t>09.02.2012 1[ أمحروقات الفيلا من ديز خلال شهر يناير 2012م</w:t>
         <w:br/>
@@ -4795,15 +4795,15 @@
           <w:b w:val="0"/>
           <w:i w:val="0"/>
         </w:rPr>
-        <w:t>شركة مزرعة وادي قاطمة للدواجن المحدودة</w:t>
+        <w:t>ةدودحملا نجاودلل ةمطاق يداو ةعرزم ةكرش</w:t>
         <w:br/>
         <w:t>شركة ذات مسئولية محدودة ‎oe‏</w:t>
         <w:br/>
-        <w:t>‏رأس المال المدفوع ‎١90,000,0٠٠‏ ريال سعودي</w:t>
+        <w:t>يدوعس لاير ‏0٠٠,000,١90‎ عوفدملا لاملا سأر‏</w:t>
         <w:br/>
         <w:t>سيت ‎beh ANG‏</w:t>
         <w:br/>
-        <w:t>جدة ~ المملكة العربية السعودية</w:t>
+        <w:t>ةيدوعسلا ةيبرعلا ةكلمملا ~ ةدج</w:t>
       </w:r>
     </w:p>
     <w:p>
@@ -4818,7 +4818,7 @@
         </w:rPr>
         <w:t>التاريخ 1433/04/20 ه</w:t>
         <w:br/>
-        <w:t>الموافق : 2012/03/13 م</w:t>
+        <w:t>م 2012/03/13 : قفاوملا</w:t>
       </w:r>
     </w:p>
     <w:p>
@@ -4900,22 +4900,22 @@
         </w:rPr>
         <w:t>وثمانون الفا وسبعمبائبة وستةريبالاو ثلائة وسبعون .</w:t>
         <w:br/>
-        <w:t>هلله ‎ey‏ مي ‎a‏ الأصلية لذلك .” 0</w:t>
-      </w:r>
-    </w:p>
-    <w:p>
-      <w:pPr>
-        <w:jc w:val="right"/>
-        <w:bidi/>
-      </w:pPr>
-      <w:r>
-        <w:rPr>
-          <w:b w:val="0"/>
-          <w:i w:val="0"/>
-        </w:rPr>
-        <w:t>نرجو التكرم بِتَعمييّد الإدارة المالية لأصدار شيك لحسابنا للكسديد</w:t>
-        <w:br/>
-        <w:t>وأستعاضة المصسروفات الشهرية للمزرعة .. 0</w:t>
+        <w:t>0 ”. كلذل ةيلصألا ‏a‎ يم ‏ey‎ هلله</w:t>
+      </w:r>
+    </w:p>
+    <w:p>
+      <w:pPr>
+        <w:jc w:val="right"/>
+        <w:bidi/>
+      </w:pPr>
+      <w:r>
+        <w:rPr>
+          <w:b w:val="0"/>
+          <w:i w:val="0"/>
+        </w:rPr>
+        <w:t>ديدسكلل انباسحل كيش رادصأل ةيلاملا ةرادإلا دّييمعَتِب مركتلا وجرن</w:t>
+        <w:br/>
+        <w:t>0 .. ةعرزملل ةيرهشلا تافورسصملا ةضاعتسأو</w:t>
       </w:r>
     </w:p>
     <w:p>
@@ -4973,11 +4973,11 @@
         </w:rPr>
         <w:t>ا لسلس ب سسب</w:t>
         <w:br/>
-        <w:t>المزرعة 1 ص.ب ‎TVA‏ - الجموم ‎1١917١‏ - هاتف , /9519.10ه - 559419177 )+( ‎ATT‏ - فاكس , ‎٠09535 )0( 175 5541951١6‏</w:t>
+        <w:t>‏5541951١6 175 )0( ٠09535‎ , سكاف - ‏ATT‎ )+( 559419177 - ه/9519.10 , فتاه - ‏1١917١‎ مومجلا - ‏TVA‎ ب.ص 1 ةعرزملا</w:t>
         <w:br/>
         <w:t>‎Farm - P.O. Box : 269 - Al-Jumoom 21926 - Tel. : 00966 (0) 2 5941907 / 5941923 - Fax: 00966 )0( 5941915‏</w:t>
         <w:br/>
-        <w:t>‎Website : www.wadifatimahpoultry.com‏ - يريد الكتروني د ‎E-mail : info@wadifatimahpoultry.com‏</w:t>
+        <w:t>‏info@wadifatimahpoultry.com : E-mail‎ د ينورتكلا ديري - ‏www.wadifatimahpoultry.com : Website‎</w:t>
       </w:r>
     </w:p>
     <w:p>
@@ -5052,9 +5052,9 @@
           <w:b w:val="0"/>
           <w:i w:val="0"/>
         </w:rPr>
-        <w:t>‎التاريخ:  ١0)/.4/""١4</w:t>
-        <w:br/>
-        <w:t>١ ‏الصفحة:‎ Se</w:t>
+        <w:t>١4""/.4/(١0  :خيراتلا‎</w:t>
+        <w:br/>
+        <w:t>Se ‎:ةحفصلا‏ ١</w:t>
       </w:r>
     </w:p>
     <w:p>
@@ -5151,7 +5151,7 @@
         </w:rPr>
         <w:t>‎March,2012 ‏الفيلا‎</w:t>
         <w:br/>
-        <w:t>‏البيان‎</w:t>
+        <w:t>‎نايبلا‏</w:t>
         <w:br/>
         <w:t>‎Details</w:t>
       </w:r>
@@ -5172,9 +5172,9 @@
         <w:br/>
         <w:t>&gt; 11010 بدل وقت أضافى لعمالة الفيلا عن شهر فبراير 2012م</w:t>
         <w:br/>
-        <w:t>11015 أتقليم وتنظيف حوافر الخيول حسب المرفق</w:t>
-        <w:br/>
-        <w:t>-1957 شراء )5( أكياس نخالة من الدواجن فاتورة-1957</w:t>
+        <w:t>قفرملا بسح لويخلا رفاوح فيظنتو ميلقتأ 11015</w:t>
+        <w:br/>
+        <w:t>-1957ةروتاف نجاودلا نم ةلاخن سايكأ )5( ءارش -1957</w:t>
         <w:br/>
         <w:t>محروقات الفيلا من ديزل خلال شهر فبراير 2012م</w:t>
         <w:br/>
@@ -5184,13 +5184,13 @@
         <w:br/>
         <w:t>شراء تريلا برسيم توزع مناصفة بين الفيلا والبستان</w:t>
         <w:br/>
-        <w:t>شراء (5) أكياس نخالة من الدواجن فاتورة-1959</w:t>
+        <w:t>-1959ةروتاف نجاودلا نم ةلاخن سايكأ (5) ءارش</w:t>
         <w:br/>
         <w:t>رواتب عمالة الفيلا عن شهر مارس 2012م</w:t>
         <w:br/>
-        <w:t>امصروفات طبية للسيد أبراهيم كونان حسب المرفقات</w:t>
-        <w:br/>
-        <w:t>.4592 1ل إتامينات |أجتماعية للسيد خورشيد عالم 1432 هجرية</w:t>
+        <w:t>تاقفرملا بسح نانوك ميهاربأ ديسلل ةيبط تافورصما</w:t>
+        <w:br/>
+        <w:t>ةيرجه 1432 ملاع ديشروخ ديسلل ةيعامتجأ| تانيماتإ ل1 .4592</w:t>
         <w:br/>
         <w:t>0006م اشراء رودس يوزع مناصفة بين الفيلا والبستان حسب المرفقات</w:t>
       </w:r>
@@ -5299,15 +5299,15 @@
           <w:b w:val="0"/>
           <w:i w:val="0"/>
         </w:rPr>
-        <w:t>شركة مزوعة وآدي قاطمة للدواجن المحدودة</w:t>
+        <w:t>ةدودحملا نجاودلل ةمطاق يدآو ةعوزم ةكرش</w:t>
         <w:br/>
         <w:t>شركة ذات مسئولية محدودة</w:t>
         <w:br/>
-        <w:t>رأس الصال المدفوع ‎750,660,٠٠٠‏ ريال سعودي</w:t>
+        <w:t>يدوعس لاير ‏٠٠٠,660,750‎ عوفدملا لاصلا سأر</w:t>
         <w:br/>
         <w:t>سرت ‎ANd‏ "10</w:t>
         <w:br/>
-        <w:t>-جدة - المملكة العربية السعودية</w:t>
+        <w:t>ةيدوعسلا ةيبرعلا ةكلمملا - ةدج-</w:t>
       </w:r>
     </w:p>
     <w:p>
@@ -5322,7 +5322,7 @@
         </w:rPr>
         <w:t>التاريخ 1433/05/15 هل</w:t>
         <w:br/>
-        <w:t>الموافق : 2012/04/07 م</w:t>
+        <w:t>م 2012/04/07 : قفاوملا</w:t>
       </w:r>
     </w:p>
     <w:p>
@@ -5348,7 +5348,7 @@
           <w:b w:val="0"/>
           <w:i w:val="0"/>
         </w:rPr>
-        <w:t>الموققر</w:t>
+        <w:t>رققوملا</w:t>
         <w:br/>
         <w:t>تحية طيبة وبعد:</w:t>
       </w:r>
@@ -5382,20 +5382,20 @@
           <w:b w:val="0"/>
           <w:i w:val="0"/>
         </w:rPr>
-        <w:t>نرجو التكرم بتعميد الإدارة المالية لأصدار شيك لحسابنا للتسديد</w:t>
-      </w:r>
-    </w:p>
-    <w:p>
-      <w:pPr>
-        <w:jc w:val="right"/>
-        <w:bidi/>
-      </w:pPr>
-      <w:r>
-        <w:rPr>
-          <w:b w:val="0"/>
-          <w:i w:val="0"/>
-        </w:rPr>
-        <w:t>وأستعاضة المصروفات الشهرية للمزرعة.</w:t>
+        <w:t>ديدستلل انباسحل كيش رادصأل ةيلاملا ةرادإلا ديمعتب مركتلا وجرن</w:t>
+      </w:r>
+    </w:p>
+    <w:p>
+      <w:pPr>
+        <w:jc w:val="right"/>
+        <w:bidi/>
+      </w:pPr>
+      <w:r>
+        <w:rPr>
+          <w:b w:val="0"/>
+          <w:i w:val="0"/>
+        </w:rPr>
+        <w:t>.ةعرزملل ةيرهشلا تافورصملا ةضاعتسأو</w:t>
       </w:r>
     </w:p>
     <w:p>
@@ -5421,11 +5421,11 @@
           <w:b w:val="0"/>
           <w:i w:val="0"/>
         </w:rPr>
-        <w:t>.15537)0( ” 554191١8 . ‏فاكس‎ - ATT (+) ‏؟‎ OMENA YY - ‏المزرعة : ص.ب . 759 - الجموم ا هاتف . 19810 :ووه‎</w:t>
+        <w:t>‎هوو: 19810 . فتاه ا مومجلا - 759 . ب.ص : ةعرزملا‏ - YY OMENA ‎؟‏ (+) ATT - ‎سكاف‏ . 554191١8 ” )0(.15537</w:t>
         <w:br/>
         <w:t>Farm - P.O. Box : 269 - Al-Jumoom 21926 - Tel. : 00966 (0) 2 5941907 / 5941923 - Fax: 00966 (0) 2 5941915</w:t>
         <w:br/>
-        <w:t>E-mail : info@wadifatimahpoultry.com : ‏يريد الكتروني‎ - Website : www.wadifatimahpoultry.com</w:t>
+        <w:t>www.wadifatimahpoultry.com : Website - ‎ينورتكلا ديري‏ : info@wadifatimahpoultry.com : E-mail</w:t>
       </w:r>
     </w:p>
     <w:p>
@@ -5485,7 +5485,7 @@
           <w:b w:val="0"/>
           <w:i w:val="0"/>
         </w:rPr>
-        <w:t>بيانن القيد: المنصرف على فيلا الوادى بواسطة مزرعة الدواجن عن شهر مارس ‎٠١١١‏ كالتعميد المرفق الصفحة: ‎١‏</w:t>
+        <w:t>‏١‎ :ةحفصلا قفرملا ديمعتلاك ‏٠١١١‎ سرام رهش نع نجاودلا ةعرزم ةطساوب ىداولا اليف ىلع فرصنملا :ديقلا ننايب</w:t>
       </w:r>
     </w:p>
     <w:p>
@@ -5680,7 +5680,7 @@
         </w:rPr>
         <w:t>2 ‎التينفللا“‏ ’20,November</w:t>
         <w:br/>
-        <w:t>ae) ‏البيان‎</w:t>
+        <w:t>‎نايبلا‏ (ae</w:t>
         <w:br/>
         <w:t>‎: Villa Details</w:t>
       </w:r>
@@ -5701,7 +5701,7 @@
         <w:br/>
         <w:t>‎Jay‏ وقت أضافى لعمالة الفيلا عن شهر أكتوبر 2011 م. 1,113.00</w:t>
         <w:br/>
-        <w:t>اتقليم أظافر الخيول من قبل البيطار النظيف الأزرق حسب البيان المرفق . 600.00</w:t>
+        <w:t>600.00 . قفرملا نايبلا بسح قرزألا فيظنلا راطيبلا لبق نم لويخلا رفاظأ ميلقتا</w:t>
         <w:br/>
         <w:t>أعادة تعبئة عدد )3( جرار غاز للفيلا بموجب فاتورة - 3938 48.00</w:t>
       </w:r>
@@ -5718,15 +5718,15 @@
         </w:rPr>
         <w:t>محروقات الفيلا من ديزل خلال شهر أكتوبر 2011 م . -|30.00</w:t>
         <w:br/>
-        <w:t>بدل أضافى عن العمل اثناء أجازة عيد الأضحى المبارك عن العام 1432 هجرية . 1,584.00</w:t>
+        <w:t>584.00,1 . ةيرجه 1432 ماعلا نع كرابملا ىحضألا ديع ةزاجأ ءانثا لمعلا نع ىفاضأ لدب</w:t>
         <w:br/>
         <w:t>مصروفات طبية للسيد على أسماعيل حسب المرفق . 48.00</w:t>
         <w:br/>
-        <w:t>شراء عدد )5( أكياس نخالة من الدواجن ف/1945 75.00 0</w:t>
+        <w:t>0 75.00 /1945ف نجاودلا نم ةلاخن سايكأ )5( ددع ءارش</w:t>
         <w:br/>
         <w:t>شراء بطحاء خشنة لأرضية اسطبل خيول الفيلا فاتورة - 0139 350.00</w:t>
         <w:br/>
-        <w:t>رسوم وأجور شبكة لتليفون الفيلا الشابت لدى الأتصلات السعودية 60.00</w:t>
+        <w:t>60.00 ةيدوعسلا تالصتألا ىدل تباشلا اليفلا نوفيلتل ةكبش روجأو موسر</w:t>
         <w:br/>
         <w:t>رواتب عمالة الفيلا عن شهر نوفمبر 2011 م. 6,300.00</w:t>
         <w:br/>
@@ -5845,15 +5845,15 @@
           <w:b w:val="0"/>
           <w:i w:val="0"/>
         </w:rPr>
-        <w:t>شركة مزرعة وآذي قاطمة للدواجن المحدودة</w:t>
+        <w:t>ةدودحملا نجاودلل ةمطاق يذآو ةعرزم ةكرش</w:t>
         <w:br/>
         <w:t>شركة ذات مسئولية محدودة</w:t>
         <w:br/>
-        <w:t>‎Gul‏ المال المدفوع ١٠٠0.6٠5,.20؟‏ ريال سعودي</w:t>
+        <w:t>يدوعس لاير ‏؟.20,١٠٠0.6٠5 عوفدملا لاملا ‏Gul‎</w:t>
         <w:br/>
         <w:t>سرت :428322951041</w:t>
         <w:br/>
-        <w:t>جدة - المملكة العربية السعودية</w:t>
+        <w:t>ةيدوعسلا ةيبرعلا ةكلمملا - ةدج</w:t>
       </w:r>
     </w:p>
     <w:p>
@@ -5868,7 +5868,7 @@
         </w:rPr>
         <w:t>التاريخ 3143/01/19 ه</w:t>
         <w:br/>
-        <w:t>الموافق : 2011/12/14 م</w:t>
+        <w:t>م 2011/12/14 : قفاوملا</w:t>
       </w:r>
     </w:p>
     <w:p>
@@ -5883,7 +5883,7 @@
         </w:rPr>
         <w:t>سعادة الشيخ رأ سا مة زينى .</w:t>
         <w:br/>
-        <w:t>الموققر</w:t>
+        <w:t>رققوملا</w:t>
         <w:br/>
         <w:t>تحية طيبة وبعد:</w:t>
       </w:r>
@@ -5902,7 +5902,7 @@
         <w:br/>
         <w:t>‏عن شهر نوفم بر 2011م بمبلغ و قدره )46,422.37( _4 ‎١‏</w:t>
         <w:br/>
-        <w:t>‏وأربنعون الفا و أربعمائة ‎CLT,‏ وعشرون ريالا و سبعة وقلاثون</w:t>
+        <w:t>نوثالقو ةعبس و الاير نورشعو ‏,CLT‎ ةئامعبرأ و افلا نوعنبرأو‏</w:t>
         <w:br/>
         <w:t>هلله لاغير مع المستندات الأصلية لذلك .</w:t>
       </w:r>
@@ -5917,7 +5917,7 @@
           <w:b w:val="0"/>
           <w:i w:val="0"/>
         </w:rPr>
-        <w:t>نرجو التكرم بتعميد الإدارة المالية لقيد المبلغ لحسابنا بطرفكم و إفادتتنا</w:t>
+        <w:t>انتتدافإ و مكفرطب انباسحل غلبملا ديقل ةيلاملا ةرادإلا ديمعتب مركتلا وجرن</w:t>
       </w:r>
     </w:p>
     <w:p>
@@ -5984,11 +5984,11 @@
           <w:b w:val="0"/>
           <w:i w:val="0"/>
         </w:rPr>
-        <w:t>..2555)0(5 594191١١6 . ‏فاكس‎ - ATT (+) Y ONELAYY - OMEVAEV : ‏هاتف‎ - 7١975 ‏المزرعة . ص.ب : 7795 - الجموم‎</w:t>
+        <w:t>‎مومجلا - 7795 : ب.ص . ةعرزملا‏ 7١975 - ‎فتاه‏ : OMEVAEV - ONELAYY Y (+) ATT - ‎سكاف‏ . 594191١١6 5)0(..2555</w:t>
         <w:br/>
         <w:t>Farm - P.O. Box : 269 - Al-Jumoom 21926 - Tel. : 00966 (0) 2 5941907 / 5941923 - Fax: 00966 (0) 2 5941915</w:t>
         <w:br/>
-        <w:t>E-mail : info@wadifatimahpoultry.com : ‏بريد الكتروني‎ - Website : www. wadifatimahpoultry.com</w:t>
+        <w:t>wadifatimahpoultry.com www. : Website - ‎ينورتكلا ديرب‏ : info@wadifatimahpoultry.com : E-mail</w:t>
       </w:r>
     </w:p>
     <w:p>
@@ -6063,7 +6063,7 @@
         </w:rPr>
         <w:t>التاريخ: ‏ 0./؟./""؛١‏</w:t>
         <w:br/>
-        <w:t>بيان القيد: ‎a‏ الصفحة: ‎١‏</w:t>
+        <w:t>‏١‎ :ةحفصلا ‏a‎ :ديقلا نايب</w:t>
       </w:r>
     </w:p>
     <w:p>

--- a/zaini_case_audit_output/outputs/word/documents/131_فلة الوادي 1433 (rar).docx
+++ b/zaini_case_audit_output/outputs/word/documents/131_فلة الوادي 1433 (rar).docx
@@ -516,7 +516,7 @@
         <w:br/>
         <w:t>سيت ‎oe ee oe ce‏</w:t>
         <w:br/>
-        <w:t>ةيدوعسلا ةيبرعلا ةكلمملا - ةدج</w:t>
+        <w:t>جدة - المملكة العربية السعودية</w:t>
       </w:r>
     </w:p>
     <w:p>
@@ -1102,7 +1102,7 @@
         <w:br/>
         <w:t>سرت :1371151941</w:t>
         <w:br/>
-        <w:t>ةيدوعسلا ةيبرعلا ةكلمملا - ةدج -</w:t>
+        <w:t>- جدة - المملكة العربية السعودية</w:t>
       </w:r>
     </w:p>
     <w:p>
@@ -1817,7 +1817,7 @@
         <w:br/>
         <w:t>سيت ‎ae ANY‏</w:t>
         <w:br/>
-        <w:t>ةيدوعسلا ةيبرعلا ةكلمملا - ةدج</w:t>
+        <w:t>جدة - المملكة العربية السعودية</w:t>
       </w:r>
     </w:p>
     <w:p>
@@ -2427,7 +2427,7 @@
         <w:br/>
         <w:t>‎bee AVA) aga‏</w:t>
         <w:br/>
-        <w:t>ةيدوعسلا ةيبرعلا ةكلمملا - ةدج</w:t>
+        <w:t>جدة - المملكة العربية السعودية</w:t>
       </w:r>
     </w:p>
     <w:p>
@@ -3007,7 +3007,7 @@
         <w:br/>
         <w:t>سيت : ‎Cee. oe‏</w:t>
         <w:br/>
-        <w:t>ةيدوعسلا ةيبرعلا ةكلمملا - ةدج</w:t>
+        <w:t>جدة - المملكة العربية السعودية</w:t>
       </w:r>
     </w:p>
     <w:p>
@@ -3540,7 +3540,7 @@
         <w:br/>
         <w:t>سرت : ‎eK ede‏</w:t>
         <w:br/>
-        <w:t>ةيدوعسلا ةيبرعلا ةكلمملا - ةدج</w:t>
+        <w:t>جدة - المملكة العربية السعودية</w:t>
       </w:r>
     </w:p>
     <w:p>
@@ -3906,7 +3906,7 @@
         <w:br/>
         <w:t>سرت : ‎eK ANA‏</w:t>
         <w:br/>
-        <w:t>ةيدوعسلا ةيبرعلا ةكلمملا - ةدج</w:t>
+        <w:t>جدة - المملكة العربية السعودية</w:t>
       </w:r>
     </w:p>
     <w:p>
@@ -4348,7 +4348,7 @@
         <w:br/>
         <w:t>سرت : ‎bo Ke AVM‏</w:t>
         <w:br/>
-        <w:t>ةيدوعسلا ةيبرعلا ةكلمملا - ةدج</w:t>
+        <w:t>جدة - المملكة العربية السعودية</w:t>
       </w:r>
     </w:p>
     <w:p>
@@ -4562,7 +4562,7 @@
         </w:rPr>
         <w:t>١؛"م/."ل؟م8‎  :خيراتلا‎</w:t>
         <w:br/>
-        <w:t>‎:ةحفصلا‏ ١</w:t>
+        <w:t>١ ‏الصفحة:‎</w:t>
       </w:r>
     </w:p>
     <w:p>
@@ -4803,7 +4803,7 @@
         <w:br/>
         <w:t>سيت ‎beh ANG‏</w:t>
         <w:br/>
-        <w:t>ةيدوعسلا ةيبرعلا ةكلمملا ~ ةدج</w:t>
+        <w:t>جدة ~ المملكة العربية السعودية</w:t>
       </w:r>
     </w:p>
     <w:p>
@@ -5054,7 +5054,7 @@
         </w:rPr>
         <w:t>١4""/.4/(١0  :خيراتلا‎</w:t>
         <w:br/>
-        <w:t>Se ‎:ةحفصلا‏ ١</w:t>
+        <w:t>١ ‏الصفحة:‎ Se</w:t>
       </w:r>
     </w:p>
     <w:p>
@@ -5307,7 +5307,7 @@
         <w:br/>
         <w:t>سرت ‎ANd‏ "10</w:t>
         <w:br/>
-        <w:t>ةيدوعسلا ةيبرعلا ةكلمملا - ةدج-</w:t>
+        <w:t>-جدة - المملكة العربية السعودية</w:t>
       </w:r>
     </w:p>
     <w:p>
@@ -5853,7 +5853,7 @@
         <w:br/>
         <w:t>سرت :428322951041</w:t>
         <w:br/>
-        <w:t>ةيدوعسلا ةيبرعلا ةكلمملا - ةدج</w:t>
+        <w:t>جدة - المملكة العربية السعودية</w:t>
       </w:r>
     </w:p>
     <w:p>

--- a/zaini_case_audit_output/outputs/word/documents/131_فلة الوادي 1433 (rar).docx
+++ b/zaini_case_audit_output/outputs/word/documents/131_فلة الوادي 1433 (rar).docx
@@ -1873,7 +1873,7 @@
           <w:b w:val="0"/>
           <w:i w:val="0"/>
         </w:rPr>
-        <w:t>رقوملا</w:t>
+        <w:t>الموقر</w:t>
       </w:r>
     </w:p>
     <w:p>
@@ -2511,7 +2511,7 @@
           <w:b w:val="0"/>
           <w:i w:val="0"/>
         </w:rPr>
-        <w:t>رقوملا</w:t>
+        <w:t>الموقر</w:t>
       </w:r>
     </w:p>
     <w:p>
@@ -3048,7 +3048,7 @@
           <w:b w:val="0"/>
           <w:i w:val="0"/>
         </w:rPr>
-        <w:t>رقوملا</w:t>
+        <w:t>الموقر</w:t>
       </w:r>
     </w:p>
     <w:p>
@@ -4402,7 +4402,7 @@
           <w:b w:val="0"/>
           <w:i w:val="0"/>
         </w:rPr>
-        <w:t>رقوملا</w:t>
+        <w:t>الموقر</w:t>
       </w:r>
     </w:p>
     <w:p>

--- a/zaini_case_audit_output/outputs/word/documents/131_فلة الوادي 1433 (rar).docx
+++ b/zaini_case_audit_output/outputs/word/documents/131_فلة الوادي 1433 (rar).docx
@@ -78,7 +78,7 @@
           <w:b w:val="0"/>
           <w:i w:val="0"/>
         </w:rPr>
-        <w:t>[rar :ةقيرط - 11 :ةيلخادلا تافلملا ددع - 1iWem4i_dljVasd3n7xoluUzotsNrSh8B.rar فيشرأ]</w:t>
+        <w:t>[أرشيف 1iWem4i_dljVasd3n7xoluUzotsNrSh8B.rar - عدد الملفات الداخلية: 11 - طريقة: rar]</w:t>
       </w:r>
     </w:p>
     <w:p>
@@ -200,7 +200,7 @@
         <w:br/>
         <w:t>Ariz 2012 -</w:t>
         <w:br/>
-        <w:t>‎يلا‏</w:t>
+        <w:t>‏الي‎</w:t>
         <w:br/>
         <w:t>‎Vill 3 Details</w:t>
       </w:r>
@@ -282,22 +282,22 @@
         </w:rPr>
         <w:t>اتبرع لمدرسة تحفيظ القرآن الكريم بدف زينى عن شهرى ربيع ‎dul‏ وشانى 1433 هجرية</w:t>
         <w:br/>
-        <w:t>/02823ف لويخلاو مانغألل رجح حلم ءارشا</w:t>
-      </w:r>
-    </w:p>
-    <w:p>
-      <w:pPr>
-        <w:jc w:val="right"/>
-        <w:bidi/>
-      </w:pPr>
-      <w:r>
-        <w:rPr>
-          <w:b w:val="0"/>
-          <w:i w:val="0"/>
-        </w:rPr>
-        <w:t>7 2012سرام ىلا رياني نم روجألا ةدايزل اقفو اليفلا ةلامع بتاورب ةبوسحملا ةدايزلا قراوف</w:t>
-        <w:br/>
-        <w:t>‏eg‎ دمحأ ةماسأ خيشلا ةقفاومك م 2011 ىلاملا ماعلا ةيماركأ</w:t>
+        <w:t>اشراء ملح حجر للأغنام والخيول ف/02823</w:t>
+      </w:r>
+    </w:p>
+    <w:p>
+      <w:pPr>
+        <w:jc w:val="right"/>
+        <w:bidi/>
+      </w:pPr>
+      <w:r>
+        <w:rPr>
+          <w:b w:val="0"/>
+          <w:i w:val="0"/>
+        </w:rPr>
+        <w:t>فوارق الزيادة المحسوبة برواتب عمالة الفيلا وفقا لزيادة الأجور من يناير الى مارس2012 7</w:t>
+        <w:br/>
+        <w:t>أكرامية العام المالى 2011 م كموافقة الشيخ أسامة أحمد ‎eg‏</w:t>
         <w:br/>
         <w:t>م2012 سرام ىلا رياني نم روجألا عفر ريظن ىقاضألا تقولا لدب ىف ةبوسحملا ةدايزلا قراوف‏</w:t>
         <w:br/>
@@ -314,7 +314,7 @@
           <w:b w:val="0"/>
           <w:i w:val="0"/>
         </w:rPr>
-        <w:t>‏(coin‎ ناطلس ديسلا ديب ىلع ملاع ديشروخ ديسلا ةماقأ ديدجت ةداعا موسر</w:t>
+        <w:t>رسوم اعادة تجديد أقامة السيد خورشيد عالم على بيد السيد سلطان ‎coin)‏</w:t>
       </w:r>
     </w:p>
     <w:p>
@@ -353,20 +353,20 @@
           <w:b w:val="0"/>
           <w:i w:val="0"/>
         </w:rPr>
-        <w:t>ىدعاصلا فصوتسم لالخ دمحأ لوباب ديسلل ةيبط تافورصم</w:t>
-      </w:r>
-    </w:p>
-    <w:p>
-      <w:pPr>
-        <w:jc w:val="right"/>
-        <w:bidi/>
-      </w:pPr>
-      <w:r>
-        <w:rPr>
-          <w:b w:val="0"/>
-          <w:i w:val="0"/>
-        </w:rPr>
-        <w:t>/1962ف نجاودلا ةعرزم نم ةلاخن سايكأ (5) ددع ءارشأ</w:t>
+        <w:t>مصروفات طبية للسيد بابول أحمد خلال مستوصف الصاعدى</w:t>
+      </w:r>
+    </w:p>
+    <w:p>
+      <w:pPr>
+        <w:jc w:val="right"/>
+        <w:bidi/>
+      </w:pPr>
+      <w:r>
+        <w:rPr>
+          <w:b w:val="0"/>
+          <w:i w:val="0"/>
+        </w:rPr>
+        <w:t>أشراء عدد (5) أكياس نخالة من مزرعة الدواجن ف/1962</w:t>
       </w:r>
     </w:p>
     <w:p>
@@ -392,33 +392,33 @@
           <w:b w:val="0"/>
           <w:i w:val="0"/>
         </w:rPr>
-        <w:t>ىنيز ناطلس ديسلا ديب ىلع دمحأ لوباب ديسلا ةماقأ ديدجت ةداعأ موسر</w:t>
-      </w:r>
-    </w:p>
-    <w:p>
-      <w:pPr>
-        <w:jc w:val="right"/>
-        <w:bidi/>
-      </w:pPr>
-      <w:r>
-        <w:rPr>
-          <w:b w:val="0"/>
-          <w:i w:val="0"/>
-        </w:rPr>
-        <w:t>ىنيز ناطلس ديسلا ديب ىلع دمحأ لوباب ديسلا ةماقأ ديدجت ةداعأ موسر</w:t>
-      </w:r>
-    </w:p>
-    <w:p>
-      <w:pPr>
-        <w:jc w:val="right"/>
-        <w:bidi/>
-      </w:pPr>
-      <w:r>
-        <w:rPr>
-          <w:b w:val="0"/>
-          <w:i w:val="0"/>
-        </w:rPr>
-        <w:t>قدزألا فيظنلا ديسلا ديب لوسيخلا رفاوح ميلقت</w:t>
+        <w:t>رسوم أعادة تجديد أقامة السيد بابول أحمد على بيد السيد سلطان زينى</w:t>
+      </w:r>
+    </w:p>
+    <w:p>
+      <w:pPr>
+        <w:jc w:val="right"/>
+        <w:bidi/>
+      </w:pPr>
+      <w:r>
+        <w:rPr>
+          <w:b w:val="0"/>
+          <w:i w:val="0"/>
+        </w:rPr>
+        <w:t>رسوم أعادة تجديد أقامة السيد بابول أحمد على بيد السيد سلطان زينى</w:t>
+      </w:r>
+    </w:p>
+    <w:p>
+      <w:pPr>
+        <w:jc w:val="right"/>
+        <w:bidi/>
+      </w:pPr>
+      <w:r>
+        <w:rPr>
+          <w:b w:val="0"/>
+          <w:i w:val="0"/>
+        </w:rPr>
+        <w:t>تقليم حوافر الخيسول بيد السيد النظيف الأزدق</w:t>
       </w:r>
     </w:p>
     <w:p>
@@ -508,11 +508,11 @@
           <w:b w:val="0"/>
           <w:i w:val="0"/>
         </w:rPr>
-        <w:t>ةدودحملا نجاودلل ةمطاق يدآأو ‏de‎ 530 ةكرش</w:t>
+        <w:t>شركة 530 ‎de‏ وأآدي قاطمة للدواجن المحدودة</w:t>
         <w:br/>
         <w:t>شركة ذات مسئولية محدودة</w:t>
         <w:br/>
-        <w:t>يدوعس لاير ‏00٠٠٠‎ عوفدملا لاملا سأر</w:t>
+        <w:t>رأس المال المدفوع ‎00٠٠٠‏ ريال سعودي</w:t>
         <w:br/>
         <w:t>سيت ‎oe ee oe ce‏</w:t>
         <w:br/>
@@ -531,7 +531,7 @@
         </w:rPr>
         <w:t>التاريخ 1433/06/17 ه</w:t>
         <w:br/>
-        <w:t>م 2012/05/08 : قفاوملا</w:t>
+        <w:t>الموافق : 2012/05/08 م</w:t>
       </w:r>
     </w:p>
     <w:p>
@@ -546,7 +546,7 @@
         </w:rPr>
         <w:t>سعادة الشيخ / أ سا مة أحمد زينى .</w:t>
         <w:br/>
-        <w:t>رفقوملا</w:t>
+        <w:t>الموقفر</w:t>
       </w:r>
     </w:p>
     <w:p>
@@ -602,9 +602,9 @@
           <w:b w:val="0"/>
           <w:i w:val="0"/>
         </w:rPr>
-        <w:t>ديدستلل انباسحل كيش رادصأل ةيلاملا ةرادإلا ديمعتب مركتلا وجرن</w:t>
-        <w:br/>
-        <w:t>. ةعرزملل ةيرهشلا تافوهرصملا ةضاعتسأو</w:t>
+        <w:t>نرجو التكرم بتعميد الإدارة المالية لأصدار شيك لحسابنا للتسديد</w:t>
+        <w:br/>
+        <w:t>وأستعاضة المصرهوفات الشهرية للمزرعة .</w:t>
       </w:r>
     </w:p>
     <w:p>
@@ -658,7 +658,7 @@
         </w:rPr>
         <w:t>Ee</w:t>
         <w:br/>
-        <w:t>‎ةعرزملا‏ ge 755 - ‎مومجلا‏ TIAYS - ‎فتاه‏ 5 O4E146V — TOMENATY (+) ‎سكاف - ءءككك‏ 5 OMEVALO VY )0( ‎:هاككك‏</w:t>
+        <w:t>‏كككاه:‎ )0( VY OMEVALO 5 ‏كككءء - فاكس‎ (+) TOMENATY — O4E146V 5 ‏هاتف‎ - TIAYS ‏الجموم‎ - 755 ge ‏المزرعة‎</w:t>
         <w:br/>
         <w:t>‎Farm - P.O. Box : 269 - Al-Jumoom 21926 - Tel. : 00966 (0) 2 5941907 / 5941923 - Fax: 00966 (0) 2 5941915</w:t>
         <w:br/>
@@ -782,7 +782,7 @@
         <w:br/>
         <w:t>MAY,2012 ‏مايو 2012م الفيلا‎</w:t>
         <w:br/>
-        <w:t>3 ‎نايبلا‏</w:t>
+        <w:t>‏البيان‎ 3</w:t>
       </w:r>
     </w:p>
     <w:p>
@@ -825,7 +825,7 @@
           <w:b w:val="0"/>
           <w:i w:val="0"/>
         </w:rPr>
-        <w:t>. م 2012 ليربأ بتاور ىف اليفلا ةلامع تاعاطقتسأب بوسحملا صقنلا قراف 30.04.12</w:t>
+        <w:t>30.04.12 فارق النقص المحسوب بأستقطاعات عمالة الفيلا فى رواتب أبريل 2012 م .</w:t>
       </w:r>
     </w:p>
     <w:p>
@@ -853,20 +853,20 @@
         </w:rPr>
         <w:t>‏03.05.12 | ” 11572 امصروفات طبية للسيد على أسماعيل عبر مستوصف التاج حسب المرفق</w:t>
         <w:br/>
-        <w:t>/0241ف لساغملا ايارمل ةيوبلا عم ديدج زاورب لمع ةميق 11595 س 05.05.12</w:t>
-      </w:r>
-    </w:p>
-    <w:p>
-      <w:pPr>
-        <w:jc w:val="right"/>
-        <w:bidi/>
-      </w:pPr>
-      <w:r>
-        <w:rPr>
-          <w:b w:val="0"/>
-          <w:i w:val="0"/>
-        </w:rPr>
-        <w:t>/1964ف نجاودلا نم ةلاخن سايكا(5)ددع ءارشا 1964 - 05.05.12‏</w:t>
+        <w:t>05.05.12 س 11595 قيمة عمل برواز جديد مع البوية لمرايا المغاسل ف/0241</w:t>
+      </w:r>
+    </w:p>
+    <w:p>
+      <w:pPr>
+        <w:jc w:val="right"/>
+        <w:bidi/>
+      </w:pPr>
+      <w:r>
+        <w:rPr>
+          <w:b w:val="0"/>
+          <w:i w:val="0"/>
+        </w:rPr>
+        <w:t>‏05.05.12 - 1964 اشراء عدد(5)اكياس نخالة من الدواجن ف/1964</w:t>
       </w:r>
     </w:p>
     <w:p>
@@ -924,7 +924,7 @@
         </w:rPr>
         <w:t>‎JV # 15326 17.05.12‏ أتامينات اجتماعية لكلا من السادة بابول أخمد وعلى أسماعيل عن شهر مايو 2012</w:t>
         <w:br/>
-        <w:t>شخب روتكدلا فشتسم ربع دمحأ لوباب ديسلل ةيبك تافورصم 11731 20.05.12</w:t>
+        <w:t>20.05.12 11731 مصروفات كبية للسيد بابول أحمد عبر مستشف الدكتور بخش</w:t>
       </w:r>
     </w:p>
     <w:p>
@@ -963,7 +963,7 @@
           <w:b w:val="0"/>
           <w:i w:val="0"/>
         </w:rPr>
-        <w:t>/1967ف نجاودلا نم ةلاخن سايكأ (10)ددع ءارش 1967 - 24.05.12‏</w:t>
+        <w:t>‏24.05.12 - 1967 شراء عدد(10) أكياس نخالة من الدواجن ف/1967</w:t>
       </w:r>
     </w:p>
     <w:p>
@@ -989,7 +989,7 @@
           <w:b w:val="0"/>
           <w:i w:val="0"/>
         </w:rPr>
-        <w:t>نانوك ميهاربأ ديسلل ريبعلا فصوتسم ربع ةيبط تافورصمأ -1182 | 2‏</w:t>
+        <w:t>‏2 | -1182 أمصروفات طبية عبر مستوصف العبير للسيد أبراهيم كونان</w:t>
       </w:r>
     </w:p>
     <w:p>
@@ -1094,11 +1094,11 @@
           <w:b w:val="0"/>
           <w:i w:val="0"/>
         </w:rPr>
-        <w:t>ةدودحملا نجاودلل ةمطاف يداو ‏jo dey‎ ةكرش</w:t>
+        <w:t>شركة ‎dey jo‏ وادي فاطمة للدواجن المحدودة</w:t>
         <w:br/>
         <w:t>شركة ذات مسئولية محدودة</w:t>
         <w:br/>
-        <w:t>يدوعس لاير ‏ee eye ,VO‎ عوفدملا لاملا سأر</w:t>
+        <w:t>رأس المال المدفوع ‎VO, eye ee‏ ريال سعودي</w:t>
         <w:br/>
         <w:t>سرت :1371151941</w:t>
         <w:br/>
@@ -1117,7 +1117,7 @@
         </w:rPr>
         <w:t>التاريخ 1433/07/19 —</w:t>
         <w:br/>
-        <w:t>م 2012/06/09 : قفاوملا</w:t>
+        <w:t>الموافق : 2012/06/09 م</w:t>
       </w:r>
     </w:p>
     <w:p>
@@ -1132,7 +1132,7 @@
         </w:rPr>
         <w:t>سعادة الشيخ / ‎Lf‏ مة أحمد زينى .</w:t>
         <w:br/>
-        <w:t>رسسقوملا</w:t>
+        <w:t>الموقسسر</w:t>
         <w:br/>
         <w:t>تحية طيبة وبعد: ‎Cc‏</w:t>
       </w:r>
@@ -1153,11 +1153,11 @@
         <w:br/>
         <w:t>الفا تسعمائة وأحدعشر ريالاو خمسون هلله لاغير مع</w:t>
         <w:br/>
-        <w:t>. كلذل ةيلصألا تادنتسملا</w:t>
-        <w:br/>
-        <w:t>ديدستلل انباسحل كيش رادصأل ةيلاملا ةرادإلا ديمعتب مركتلا وجرن</w:t>
-        <w:br/>
-        <w:t>.ةعرزملل ةيرهشلا تافورصملا ةضاعتسأو</w:t>
+        <w:t>المستندات الأصلية لذلك .</w:t>
+        <w:br/>
+        <w:t>نرجو التكرم بتعميد الإدارة المالية لأصدار شيك لحسابنا للتسديد</w:t>
+        <w:br/>
+        <w:t>وأستعاضة المصروفات الشهرية للمزرعة.</w:t>
       </w:r>
     </w:p>
     <w:p>
@@ -1228,11 +1228,11 @@
         </w:rPr>
         <w:t>‎sw ‏ع1 م ع سححل‎  ما‎</w:t>
         <w:br/>
-        <w:t>‎ب.ص . ةعرزملا‏ : ١519 - ‎مومجلا‏ 5١975 - ‎فتاه‏ 5 EY OVEN — OMEVAYY 5 (+) ‎سكاف - ءءوكك‏ . 15555191١6 (CH ٠09555</w:t>
+        <w:t>٠09555 CH) 15555191١6 . ‏ككوءء - فاكس‎ (+) 5 OMEVAYY — OVEN EY 5 ‏هاتف‎ - 5١975 ‏الجموم‎ - ١519 : ‏المزرعة . ص.ب‎</w:t>
         <w:br/>
         <w:t>Farm - P.O. Box : 269 - Al-Jumoom 21926 - Tel. : 00966 (0) 2 5941907 / 5941923 - Fax: 00966 (0) 2 5941915</w:t>
         <w:br/>
-        <w:t>www.wadifatimahpoultry.com : Website - ‎يتورتكلا ديري‏ : info@wadifatimahpoultry.com : E-mail</w:t>
+        <w:t>E-mail : info@wadifatimahpoultry.com : ‏يريد الكتروتي‎ - Website : www.wadifatimahpoultry.com</w:t>
       </w:r>
     </w:p>
     <w:p>
@@ -1344,7 +1344,7 @@
           <w:b w:val="0"/>
           <w:i w:val="0"/>
         </w:rPr>
-        <w:t>ماعلا ريدملا بساحملا |...‏</w:t>
+        <w:t>‏...| المحاسب المدير العام</w:t>
       </w:r>
     </w:p>
     <w:p>
@@ -1809,11 +1809,11 @@
           <w:b w:val="0"/>
           <w:i w:val="0"/>
         </w:rPr>
-        <w:t>ةدودحملا نجاودلل ةمطاف يداو ةعرزم ةكرش</w:t>
+        <w:t>شركة مزرعة وادي فاطمة للدواجن المحدودة</w:t>
         <w:br/>
         <w:t>شركة ذات مسئولية محدودة</w:t>
         <w:br/>
-        <w:t>يدوعس لاير 500,000,19 عوفدملا لاملا سأر</w:t>
+        <w:t>رأس المال المدفوع 19,000,500 ريال سعودي</w:t>
         <w:br/>
         <w:t>سيت ‎ae ANY‏</w:t>
         <w:br/>
@@ -1832,7 +1832,7 @@
         </w:rPr>
         <w:t>التاريخ 1433/08/21 ه</w:t>
         <w:br/>
-        <w:t>م :2012/07/11 قفاوملا</w:t>
+        <w:t>الموافق :2012/07/11 م</w:t>
       </w:r>
     </w:p>
     <w:p>
@@ -1905,9 +1905,9 @@
         <w:br/>
         <w:t>وتسعة وستون ريالا و عشرون هلله لاغير مع المستندات</w:t>
         <w:br/>
-        <w:t>ةففلتخملا رامعألا ىوذ مانغألا نم الك نم تاعيبملا اذكو ةيلصألا</w:t>
-        <w:br/>
-        <w:t>فلا نوي عبسو ةئام (000.00,170) ىلامجاب ةريغصلا سارفألاو</w:t>
+        <w:t>الأصلية وكذا المبيعات من كلا من الأغنام ذوى الأعمار المختلففة</w:t>
+        <w:br/>
+        <w:t>والأفراس الصغيرة باجمالى (170,000.00) مائة وسبع يون الف</w:t>
         <w:br/>
         <w:t>ريالا لذلك .</w:t>
       </w:r>
@@ -1922,20 +1922,20 @@
           <w:b w:val="0"/>
           <w:i w:val="0"/>
         </w:rPr>
-        <w:t>0 ديدستلل انباسحل كيش رادصأل ةيلاملا ةرادإلا ديمعتب مركتلا وجرن</w:t>
-      </w:r>
-    </w:p>
-    <w:p>
-      <w:pPr>
-        <w:jc w:val="right"/>
-        <w:bidi/>
-      </w:pPr>
-      <w:r>
-        <w:rPr>
-          <w:b w:val="0"/>
-          <w:i w:val="0"/>
-        </w:rPr>
-        <w:t>.ةعرزملل ةيرهشلا تافورصملا ةضاعتسأو</w:t>
+        <w:t>نرجو التكرم بتعميد الإدارة المالية لأصدار شيك لحسابنا للتسديد 0</w:t>
+      </w:r>
+    </w:p>
+    <w:p>
+      <w:pPr>
+        <w:jc w:val="right"/>
+        <w:bidi/>
+      </w:pPr>
+      <w:r>
+        <w:rPr>
+          <w:b w:val="0"/>
+          <w:i w:val="0"/>
+        </w:rPr>
+        <w:t>وأستعاضة المصروفات الشهرية للمزرعة.</w:t>
       </w:r>
     </w:p>
     <w:p>
@@ -1987,7 +1987,7 @@
           <w:b w:val="0"/>
           <w:i w:val="0"/>
         </w:rPr>
-        <w:t>‏ANT‎ 00) ؟ 5541516 + سكاف - 6495 (.) ؟ ‏ONEVATY‎ — هو419810 , فتاه - ‏YIAYI‎ مومجلا ‏(Giga (VIA‎ ةهرزملا</w:t>
+        <w:t>المزرهة ‎VIA) Giga)‏ الجموم ‎YIAYI‏ - هاتف , 419810وه — ‎ONEVATY‏ ؟ (.) 6495 - فاكس + 5541516 ؟ (00 ‎ANT‏</w:t>
       </w:r>
     </w:p>
     <w:p>
@@ -2002,7 +2002,7 @@
         </w:rPr>
         <w:t>parm 7-0. Box : 269 - Al-Jumoom 21926 - Tel. : 00966 (0) 2 5941907 / 5941923 - Fax: 00966 (0) 2 5941915</w:t>
         <w:br/>
-        <w:t>www.wadifatimahpoultry.com : Website - ‎يتورتكلا ديرب‏ : info@wadifatimahpoultry.com i:</w:t>
+        <w:t>i: info@wadifatimahpoultry.com : ‏بريد الكتروتي‎ - Website : www.wadifatimahpoultry.com</w:t>
       </w:r>
     </w:p>
     <w:p>
@@ -2047,7 +2047,7 @@
           <w:b w:val="0"/>
           <w:i w:val="0"/>
         </w:rPr>
-        <w:t>VEVYP APY  :خيراتلا‎</w:t>
+        <w:t>‎التاريخ:  APY VEVYP</w:t>
       </w:r>
     </w:p>
     <w:p>
@@ -2073,7 +2073,7 @@
           <w:b w:val="0"/>
           <w:i w:val="0"/>
         </w:rPr>
-        <w:t>تما ‏OT‎</w:t>
+        <w:t>‎OT‏ امت</w:t>
       </w:r>
     </w:p>
     <w:p>
@@ -2103,7 +2103,7 @@
           <w:b w:val="0"/>
           <w:i w:val="0"/>
         </w:rPr>
-        <w:t>دملا‏</w:t>
+        <w:t>‏المد</w:t>
       </w:r>
     </w:p>
     <w:p>
@@ -2308,7 +2308,7 @@
           <w:b w:val="0"/>
           <w:i w:val="0"/>
         </w:rPr>
-        <w:t>‏Fe‎ رمسيس ميكو ماوس ‏oO HHO‎ يجمع ‏ERY‎ جا( جف‏</w:t>
+        <w:t>‏فج )اج ‎ERY‏ عمجي ‎HHO oO‏ سوام وكيم سيسمر ‎Fe‏</w:t>
       </w:r>
     </w:p>
     <w:p>
@@ -2419,11 +2419,11 @@
         </w:rPr>
         <w:t>[صفحة 2 - OCR]</w:t>
         <w:br/>
-        <w:t>ةدودحملا نجاودلل ةمطاق يدآو ةعرزم ةكرش</w:t>
+        <w:t>شركة مزرعة وآدي قاطمة للدواجن المحدودة</w:t>
         <w:br/>
         <w:t>شركة ذات مسئولية محدودة</w:t>
         <w:br/>
-        <w:t>يدوعس لاير ‏6٠٠,600,590‎ عوفدملا لاملا سأر</w:t>
+        <w:t>رأس المال المدفوع ‎590,600,6٠٠‏ ريال سعودي</w:t>
         <w:br/>
         <w:t>‎bee AVA) aga‏</w:t>
         <w:br/>
@@ -2485,20 +2485,20 @@
         </w:rPr>
         <w:t>التاريخ 1433/09/23 *—</w:t>
         <w:br/>
-        <w:t>‏a‎ :2012/08/11 قفاوملا</w:t>
-      </w:r>
-    </w:p>
-    <w:p>
-      <w:pPr>
-        <w:jc w:val="right"/>
-        <w:bidi/>
-      </w:pPr>
-      <w:r>
-        <w:rPr>
-          <w:b w:val="0"/>
-          <w:i w:val="0"/>
-        </w:rPr>
-        <w:t>39 . ىنيز دمحأ ةم اسر خسيشلا ةداعس</w:t>
+        <w:t>الموافق :2012/08/11 ‎a‏</w:t>
+      </w:r>
+    </w:p>
+    <w:p>
+      <w:pPr>
+        <w:jc w:val="right"/>
+        <w:bidi/>
+      </w:pPr>
+      <w:r>
+        <w:rPr>
+          <w:b w:val="0"/>
+          <w:i w:val="0"/>
+        </w:rPr>
+        <w:t>سعادة الشيسخ رسا مة أحمد زينى . 39</w:t>
       </w:r>
     </w:p>
     <w:p>
@@ -2556,9 +2556,9 @@
           <w:b w:val="0"/>
           <w:i w:val="0"/>
         </w:rPr>
-        <w:t>ديدستلل انباسحل كيش رادصأل ةيلاملا ةرادإلا ديمعتب مركتلا وجرن</w:t>
-        <w:br/>
-        <w:t>.ةعرزملل ةيرهشلا تافورصملا ةضاعتسأو</w:t>
+        <w:t>نرجو التكرم بتعميد الإدارة المالية لأصدار شيك لحسابنا للتسديد</w:t>
+        <w:br/>
+        <w:t>وأستعاضة المصروفات الشهرية للمزرعة.</w:t>
       </w:r>
     </w:p>
     <w:p>
@@ -2610,13 +2610,13 @@
           <w:b w:val="0"/>
           <w:i w:val="0"/>
         </w:rPr>
-        <w:t>‏I‎ ببي يس بيييبيبيبج حيي يجيب بسسس بلس للا.</w:t>
-        <w:br/>
-        <w:t>‏oA‎ )( 5 5541516 1 سكاش - 20455 )+( 5 544197 - هوز 19.80 , فتاه - ‏THAT‎ مومجلا - :114 ب.ص 1 ةعرزملا‏</w:t>
+        <w:t>.الل سلب سسسب بيجي ييح جبيبيبيييب سي يبب ‎I‏</w:t>
+        <w:br/>
+        <w:t>‏المزرعة 1 ص.ب :114 - الجموم ‎THAT‏ - هاتف , 19.80 زوه - 544197 5 )+( 20455 - شاكس 1 5541516 5 )( ‎oA‏</w:t>
         <w:br/>
         <w:t>‎farm a PO. Box : 269 - Al-Jumoom 21926 - Tel. : 00966 (0) 2 5941907 / 5941923 - Fax: 00966 (0) 2 5941915‏</w:t>
         <w:br/>
-        <w:t>1 ‏Info@wadifatimahpoultry.com mail:“‎ + يتورتكلا ديرب - ‏www.wadifatimahpoultry.com : Website‎</w:t>
+        <w:t>‎Website : www.wadifatimahpoultry.com‏ - بريد الكتروتي + ‎“mail: Info@wadifatimahpoultry.com‏ 1</w:t>
       </w:r>
     </w:p>
     <w:p>
@@ -2661,7 +2661,7 @@
           <w:b w:val="0"/>
           <w:i w:val="0"/>
         </w:rPr>
-        <w:t>١48/1١ل١19‎  :خيراتلا‎</w:t>
+        <w:t>‎التاريخ:  ‎١19ل١48/1١</w:t>
       </w:r>
     </w:p>
     <w:p>
@@ -2745,7 +2745,7 @@
           <w:b w:val="0"/>
           <w:i w:val="0"/>
         </w:rPr>
-        <w:t>?LOZ Z ‎مجم ببي بجمع يسوم‏ ePID</w:t>
+        <w:t>ePID ‏موسي عمجب يبب مجم‎ Z LOZ?</w:t>
       </w:r>
     </w:p>
     <w:p>
@@ -2988,7 +2988,7 @@
           <w:b w:val="0"/>
           <w:i w:val="0"/>
         </w:rPr>
-        <w:t>ةدودحملا نجاودلل ةمطاآق يذآو ةعرزم ةكرش</w:t>
+        <w:t>شركة مزرعة وآذي قآاطمة للدواجن المحدودة</w:t>
       </w:r>
     </w:p>
     <w:p>
@@ -3003,7 +3003,7 @@
         </w:rPr>
         <w:t>شركة ذات مسئولية محدودة</w:t>
         <w:br/>
-        <w:t>يدوعس لاير ‏٠٠٠,000,6‎ عوفدملا لاملا سأر</w:t>
+        <w:t>رأس المال المدفوع ‎6,000,٠٠٠‏ ريال سعودي</w:t>
         <w:br/>
         <w:t>سيت : ‎Cee. oe‏</w:t>
         <w:br/>
@@ -3022,7 +3022,7 @@
         </w:rPr>
         <w:t>التاريخ 1433/10/24 ه</w:t>
         <w:br/>
-        <w:t>م 2012/09/11 : قفاوملا</w:t>
+        <w:t>الموافق : 2012/09/11 م</w:t>
       </w:r>
     </w:p>
     <w:p>
@@ -3091,9 +3091,9 @@
           <w:b w:val="0"/>
           <w:i w:val="0"/>
         </w:rPr>
-        <w:t>ديدستتلل انباسحل كيش رادصأل ةيلاملا ةرادإلا ديمعتب مركتلا وجرن</w:t>
-        <w:br/>
-        <w:t>.ةعرزملل ةيرهشلا تافورسسصملا ةضاعتسأو</w:t>
+        <w:t>نرجو التكرم بتعميد الإدارة المالية لأصدار شيك لحسابنا للتتسديد</w:t>
+        <w:br/>
+        <w:t>وأستعاضة المصسسروفات الشهرية للمزرعة.</w:t>
       </w:r>
     </w:p>
     <w:p>
@@ -3134,11 +3134,11 @@
         </w:rPr>
         <w:t>ببسب يي</w:t>
         <w:br/>
-        <w:t>‏5541151١8 1 (A) ٠50533‎ , سكاف - 00455 )+( "5911917 - ‏هو؛/19801١1: , فتاه - ‏5١917١‎ مومجلا - ‏7١9‎ + ب.ص ؛ ةعرزملا</w:t>
+        <w:t>المزرعة ؛ ص.ب + ‎7١9‏ - الجموم ‎5١917١‏ - هاتف , /19801١1:؛وه‏ - 5911917" )+( 00455 - فاكس , ‎٠50533 (A) 1 5541151١8‏</w:t>
         <w:br/>
         <w:t>‎Farm - P.O. Box : 269 - Al-Jumoom 21926 - Tel. : 00966 (0) 2 5941907 / 5941923 - Fax: 00966 (0) 2 5941915‏</w:t>
         <w:br/>
-        <w:t>‏info@wadifatimahpoultry.com : E-mail‎ : يتنورتكلا ديري - ‏www.wadifatimahpoultry.com : Website‎</w:t>
+        <w:t>‎Website : www.wadifatimahpoultry.com‏ - يريد الكترونتي : ‎E-mail : info@wadifatimahpoultry.com‏</w:t>
       </w:r>
     </w:p>
     <w:p>
@@ -3532,11 +3532,11 @@
           <w:b w:val="0"/>
           <w:i w:val="0"/>
         </w:rPr>
-        <w:t>ةدودحملا نجاودلل ةمطاق يداو ‏dc‎ 50 ةكرش</w:t>
+        <w:t>شركة 50 ‎dc‏ وادي قاطمة للدواجن المحدودة</w:t>
         <w:br/>
         <w:t>شركة ذات مسئولية محدودة</w:t>
         <w:br/>
-        <w:t>يدوعس لاير ‏es eye TOs‎ عوفدملا لاملا سأر</w:t>
+        <w:t>رأس المال المدفوع ‎TOs eye es‏ ريال سعودي</w:t>
         <w:br/>
         <w:t>سرت : ‎eK ede‏</w:t>
         <w:br/>
@@ -3555,33 +3555,33 @@
         </w:rPr>
         <w:t>التاريخ 1433/11/23 هل</w:t>
         <w:br/>
-        <w:t>م 2012/10/09 : قفاوملا</w:t>
-      </w:r>
-    </w:p>
-    <w:p>
-      <w:pPr>
-        <w:jc w:val="right"/>
-        <w:bidi/>
-      </w:pPr>
-      <w:r>
-        <w:rPr>
-          <w:b w:val="0"/>
-          <w:i w:val="0"/>
-        </w:rPr>
-        <w:t>. ىنسيز دسمحأ ةسم اسأر/ خسيشلا ةداعس</w:t>
-      </w:r>
-    </w:p>
-    <w:p>
-      <w:pPr>
-        <w:jc w:val="right"/>
-        <w:bidi/>
-      </w:pPr>
-      <w:r>
-        <w:rPr>
-          <w:b w:val="0"/>
-          <w:i w:val="0"/>
-        </w:rPr>
-        <w:t>رفقوملا</w:t>
+        <w:t>الموافق : 2012/10/09 م</w:t>
+      </w:r>
+    </w:p>
+    <w:p>
+      <w:pPr>
+        <w:jc w:val="right"/>
+        <w:bidi/>
+      </w:pPr>
+      <w:r>
+        <w:rPr>
+          <w:b w:val="0"/>
+          <w:i w:val="0"/>
+        </w:rPr>
+        <w:t>سعادة الشيسخ /رأسا مسة أحمسد زيسنى .</w:t>
+      </w:r>
+    </w:p>
+    <w:p>
+      <w:pPr>
+        <w:jc w:val="right"/>
+        <w:bidi/>
+      </w:pPr>
+      <w:r>
+        <w:rPr>
+          <w:b w:val="0"/>
+          <w:i w:val="0"/>
+        </w:rPr>
+        <w:t>الموقفر</w:t>
         <w:br/>
         <w:t>تحية ‎Ligh‏ وبعد: 6</w:t>
       </w:r>
@@ -3604,9 +3604,9 @@
         <w:br/>
         <w:t>لاغير سع المستندات الأصلية.</w:t>
         <w:br/>
-        <w:t>ديدستلل انباسحل كيش رادصأل ةيلاملا ةرادإلا ديمعتب مركتلا وجرن</w:t>
-        <w:br/>
-        <w:t>. ةعرزملل ةيرهشلا تافورصملا ةصاعتسأو</w:t>
+        <w:t>نرجو التكرم بتعميد الإدارة المالية لأصدار شيك لحسابنا للتسديد</w:t>
+        <w:br/>
+        <w:t>وأستعاصة المصروفات الشهرية للمزرعة .</w:t>
       </w:r>
     </w:p>
     <w:p>
@@ -3634,11 +3634,11 @@
         </w:rPr>
         <w:t>NN</w:t>
         <w:br/>
-        <w:t>‎مومجلا - 555 + ب.ص 1 ةعرزملا‏ 5١9177 - ‎فتاه‏ , OMENAY — 5941١97 5 (+) ٠١0955 - ‎؛ سكاف‏ 594191١6 7 (STANTS</w:t>
+        <w:t>STANTS) 7 594191١6 ‏فاكس ؛‎ - ٠١0955 (+) 5 5941١97 — OMENAY , ‏هاتف‎ - 5١9177 ‏المزرعة 1 ص.ب + 555 - الجموم‎</w:t>
         <w:br/>
         <w:t>Farm - P.O. Box : 269 - Al-Jumoom 21926 - Tel. : 00966 (0) 2 5941907 / 5941923 - Fax: 00966 (0) 2 5941915</w:t>
         <w:br/>
-        <w:t>www.wadifatimahpoultry.com : Website - ‎ينورتكلا ديري‏ : info@wadifatimahpoultry.com : E-mail</w:t>
+        <w:t>E-mail : info@wadifatimahpoultry.com : ‏يريد الكتروني‎ - Website : www.wadifatimahpoultry.com</w:t>
       </w:r>
     </w:p>
     <w:p>
@@ -3720,7 +3720,7 @@
           <w:b w:val="0"/>
           <w:i w:val="0"/>
         </w:rPr>
-        <w:t>د خلا كحل واو وجمل »ا</w:t>
+        <w:t>ا« لمجو واو لحك الخ د</w:t>
       </w:r>
     </w:p>
     <w:p>
@@ -3857,9 +3857,9 @@
         <w:br/>
         <w:t>2 /أبدل أضافى لعمالة الفيلا عن شهر نوفمبر 2011 م.</w:t>
         <w:br/>
-        <w:t>نانوك ميهاربأ ديسلا ةماقأ ديدجت ءارجأ ءاهنأل لامجلا بتكمل ضيوفت قيدصت 0 1</w:t>
-        <w:br/>
-        <w:t>/1947ف نجاودلا نم ةلاخن سايكأ )5( ددع ءارشأ 7</w:t>
+        <w:t>1 0 تصديق تفويض لمكتب الجمال لأنهاء أجراء تجديد أقامة السيد أبراهيم كونان</w:t>
+        <w:br/>
+        <w:t>7 أشراء عدد )5( أكياس نخالة من الدواجن ف/1947</w:t>
         <w:br/>
         <w:t>‎١4‏ م أمحروقات الفيلا من ديزل خلال شهر نوفمبر 2011 م.</w:t>
         <w:br/>
@@ -3879,7 +3879,7 @@
         <w:br/>
         <w:t>4 .ارواتب عمالة الفيلا عن شهر ديسمبر2011 م .</w:t>
         <w:br/>
-        <w:t>1948 /ف نجاودلا نم ةلاخن سايكأ )5( ددع ءارش. 08</w:t>
+        <w:t>08 .شراء عدد )5( أكياس نخالة من الدواجن ف/ 1948</w:t>
         <w:br/>
         <w:t>&gt; |محروقات الفيلا من بترول خلال ديسمبر 2011 م .</w:t>
         <w:br/>
@@ -3898,11 +3898,11 @@
         </w:rPr>
         <w:t>[صفحة 2 - OCR]</w:t>
         <w:br/>
-        <w:t>ةدودحملا نجاودلل ةمطاف يداو ةعرزم ةكرش</w:t>
+        <w:t>شركة مزرعة وادي فاطمة للدواجن المحدودة</w:t>
         <w:br/>
         <w:t>شركة ذات مسنولية محدودة</w:t>
         <w:br/>
-        <w:t>يدوعس لاير ‏.٠٠,6.٠0,75‎ عوفدملا لاملا سأر</w:t>
+        <w:t>رأس المال المدفوع ‎75,6.٠0,.٠٠‏ ريال سعودي</w:t>
         <w:br/>
         <w:t>سرت : ‎eK ANA‏</w:t>
         <w:br/>
@@ -3942,7 +3942,7 @@
         </w:rPr>
         <w:t>التاريخ 1433/02/20 —</w:t>
         <w:br/>
-        <w:t>م 2012/01/14 : قفاوملا</w:t>
+        <w:t>الموافق : 2012/01/14 م</w:t>
       </w:r>
     </w:p>
     <w:p>
@@ -3957,7 +3957,7 @@
         </w:rPr>
         <w:t>سعادة الشيخ رأ سا مة زيسنى . (</w:t>
         <w:br/>
-        <w:t>رفققوملا</w:t>
+        <w:t>الموققفر</w:t>
         <w:br/>
         <w:t>تحية طيبة وبعد: ‎Cc‏</w:t>
         <w:br/>
@@ -3991,7 +3991,7 @@
           <w:b w:val="0"/>
           <w:i w:val="0"/>
         </w:rPr>
-        <w:t>اتتدافإ و مكفرطب انباسحل غلبملا ديقل ةيلاملا ةرادإلا ديمعتب مركتلا وجرن</w:t>
+        <w:t>نرجو التكرم بتعميد الإدارة المالية لقيد المبلغ لحسابنا بطرفكم و إفادتتا</w:t>
       </w:r>
     </w:p>
     <w:p>
@@ -4049,11 +4049,11 @@
         </w:rPr>
         <w:t>—————————————————————————————————————————————— 077729797901</w:t>
         <w:br/>
-        <w:t>‎مومجلا - 759 + ب.ص . ةعرزملا‏ VIATT - ‎فتاه‏ , EY O4EN4 — YY OMENA Y (+) :.0555 — ‎سكاف‏ , 5054191١8 ” (8) ..0955</w:t>
+        <w:t>..0955 (8) ” 5054191١8 , ‏فاكس‎ — :.0555 (+) Y OMENA YY — O4EN4 EY , ‏هاتف‎ - VIATT ‏المزرعة . ص.ب + 759 - الجموم‎</w:t>
         <w:br/>
         <w:t>Farm - P.O. Box : 269 - Al-Jumoom 21926 - Tel. : 00966 (0) 2 5941907 / 5941923 - Fax: 00966 (0) 2 5941915</w:t>
         <w:br/>
-        <w:t>www.wadifatimahpoultry.com : Website - ‎يتورتكلا ديري‏ :+ info@wadifatimahpoultry.com : E-mail</w:t>
+        <w:t>E-mail : info@wadifatimahpoultry.com +: ‏يريد الكتروتي‎ - Website : www.wadifatimahpoultry.com</w:t>
       </w:r>
     </w:p>
     <w:p>
@@ -4195,7 +4195,7 @@
           <w:b w:val="0"/>
           <w:i w:val="0"/>
         </w:rPr>
-        <w:t>80.00 . قفرملا بسح ىدعاصلا فصوتسم ربع ةيبط تافورصمأ = -10422 | 02.01.2012</w:t>
+        <w:t>02.01.2012 | -10422 = أمصروفات طبية عبر مستوصف الصاعدى حسب المرفق . 80.00</w:t>
         <w:br/>
         <w:t>‎Jaa]: 10433- | 02.01.2012‏ اضافى لعمالة الفيلا عن شهر ديسمبر 2011 م. 1,058.00</w:t>
         <w:br/>
@@ -4203,7 +4203,7 @@
         <w:br/>
         <w:t>10.01.2012 | -10507 أمحروقات الفيلا من ديزل خلال شهر ديسمبر 2011 م. 40.00</w:t>
         <w:br/>
-        <w:t>75.00 /1950ف نجاودلا نم ةلاخن سايكأ )5( ددع ءارش 1950 15.01.2012</w:t>
+        <w:t>15.01.2012 1950 شراء عدد )5( أكياس نخالة من الدواجن ف/1950 75.00</w:t>
       </w:r>
     </w:p>
     <w:p>
@@ -4340,11 +4340,11 @@
           <w:b w:val="0"/>
           <w:i w:val="0"/>
         </w:rPr>
-        <w:t>ةدودحملا نجاودلل ةمطاق يدآو ةعوزم ةكرش</w:t>
+        <w:t>شركة مزوعة وآدي قاطمة للدواجن المحدودة</w:t>
         <w:br/>
         <w:t>شركة ذات مسنولية محدودة</w:t>
         <w:br/>
-        <w:t>يدوعس لاير ‏66٠06٠١,9‎ عوفدملا لاملا سأر</w:t>
+        <w:t>رأس المال المدفوع ‎9,66٠06٠١‏ ريال سعودي</w:t>
         <w:br/>
         <w:t>سرت : ‎bo Ke AVM‏</w:t>
         <w:br/>
@@ -4363,7 +4363,7 @@
         </w:rPr>
         <w:t>التاريخ 1433/03/21 ه</w:t>
         <w:br/>
-        <w:t>م 2012/02/13 : قفاوملا</w:t>
+        <w:t>الموافق : 2012/02/13 م</w:t>
       </w:r>
     </w:p>
     <w:p>
@@ -4428,7 +4428,7 @@
           <w:b w:val="0"/>
           <w:i w:val="0"/>
         </w:rPr>
-        <w:t>يداولا ناتسبلا تافورصمل باسحلا يفشك هيط مكتداعسل قفرم</w:t>
+        <w:t>مرفق لسعادتكم طيه كشفي الحساب لمصروفات البستان الوادي</w:t>
         <w:br/>
         <w:t>عن شهر يناير 2012 م بمبلغ و قدره (45,708.99) خمسة وأربعون</w:t>
         <w:br/>
@@ -4436,9 +4436,9 @@
         <w:br/>
         <w:t>مع المستندات الأصلية لذلك .</w:t>
         <w:br/>
-        <w:t>ديدستتلل انباسحل كيش رادصأل ةيلاملا ةرادإلا ديمعتب مركتلا وجرن</w:t>
-        <w:br/>
-        <w:t>.ةعرزملل ةيرهشلا تافورصملا ةضاعتسأو</w:t>
+        <w:t>نرجو التكرم بتعميد الإدارة المالية لأصدار شيك لحسابنا للتتسديد</w:t>
+        <w:br/>
+        <w:t>وأستعاضة المصروفات الشهرية للمزرعة.</w:t>
       </w:r>
     </w:p>
     <w:p>
@@ -4466,11 +4466,11 @@
         </w:rPr>
         <w:t>3 09 ‏رئب‎ 9</w:t>
         <w:br/>
-        <w:t>‎ب.ص . ةعرزملا‏ ١ 5١59 - ‎مومجلا‏ 1١975 - ‎فتاه‏ , AY OMEN - TY OMEVA ‎سكاش - ..و955 )+( ؟‏ , 55419١١6 ‎1.)0(0555؟‏</w:t>
+        <w:t>‏؟0555)0(1.‎ 55419١١6 , ‏؟ )+( 955و.. - شاكس‎ OMEVA TY - OMEN AY , ‏هاتف‎ - 1١975 ‏الجموم‎ - 5١59 ١ ‏المزرعة . ص.ب‎</w:t>
         <w:br/>
         <w:t>Farm - P.O. Box : 269 - Al-Jumoom 21926 - Tel. : 00966 (0) 2 5941907 / 5941923 - Fax: 00966 (0) 2 5941915</w:t>
         <w:br/>
-        <w:t>www.wadifatimahpoultry.com : Website - ‎ينورتكلا ديري‏ : info@wadifatimahpoultry.com : E-mail</w:t>
+        <w:t>E-mail : info@wadifatimahpoultry.com : ‏يريد الكتروني‎ - Website : www.wadifatimahpoultry.com</w:t>
       </w:r>
     </w:p>
     <w:p>
@@ -4517,7 +4517,7 @@
         </w:rPr>
         <w:t>رقم القيد: ‎ove‏</w:t>
         <w:br/>
-        <w:t>:ديقلا ننيب‏</w:t>
+        <w:t>‏بينن القيد:</w:t>
       </w:r>
     </w:p>
     <w:p>
@@ -4560,7 +4560,7 @@
           <w:b w:val="0"/>
           <w:i w:val="0"/>
         </w:rPr>
-        <w:t>١؛"م/."ل؟م8‎  :خيراتلا‎</w:t>
+        <w:t>‎التاريخ:  ‎8م؟ل"/.م"؛١</w:t>
         <w:br/>
         <w:t>١ ‏الصفحة:‎</w:t>
       </w:r>
@@ -4601,7 +4601,7 @@
           <w:b w:val="0"/>
           <w:i w:val="0"/>
         </w:rPr>
-        <w:t>ماعلا ريدملا</w:t>
+        <w:t>المدير العام</w:t>
       </w:r>
     </w:p>
     <w:p>
@@ -4666,11 +4666,11 @@
         <w:br/>
         <w:t>05.02.2012 امصروفات طبية للسيد على أسماعيل خلال مستشفي د/ بخش بمكة المكرمة .</w:t>
         <w:br/>
-        <w:t>ىدعاصلا ‏JS‎ دمحأ لوباب ديسلل ةيبط تافورصمأ 05.02.2012</w:t>
+        <w:t>05.02.2012 أمصروفات طبية للسيد بابول أحمد ‎JS‏ الصاعدى</w:t>
         <w:br/>
         <w:t>‎Jay) 1 05.02.2012‏ وقت أضافى لعمالة الفيلا عن شهر يناير 2012</w:t>
         <w:br/>
-        <w:t>/1953ف نجاودلا نم ةلائن سايكأ (5)ددع ءارشأ ‏05.02.2012 ٠5‎</w:t>
+        <w:t>‎٠5 05.02.2012‏ أشراء عدد(5) أكياس نئالة من الدواجن ف/1953</w:t>
         <w:br/>
         <w:t>09.02.2012 1[ أمحروقات الفيلا من ديز خلال شهر يناير 2012م</w:t>
         <w:br/>
@@ -4795,11 +4795,11 @@
           <w:b w:val="0"/>
           <w:i w:val="0"/>
         </w:rPr>
-        <w:t>ةدودحملا نجاودلل ةمطاق يداو ةعرزم ةكرش</w:t>
+        <w:t>شركة مزرعة وادي قاطمة للدواجن المحدودة</w:t>
         <w:br/>
         <w:t>شركة ذات مسئولية محدودة ‎oe‏</w:t>
         <w:br/>
-        <w:t>يدوعس لاير ‏0٠٠,000,١90‎ عوفدملا لاملا سأر‏</w:t>
+        <w:t>‏رأس المال المدفوع ‎١90,000,0٠٠‏ ريال سعودي</w:t>
         <w:br/>
         <w:t>سيت ‎beh ANG‏</w:t>
         <w:br/>
@@ -4818,7 +4818,7 @@
         </w:rPr>
         <w:t>التاريخ 1433/04/20 ه</w:t>
         <w:br/>
-        <w:t>م 2012/03/13 : قفاوملا</w:t>
+        <w:t>الموافق : 2012/03/13 م</w:t>
       </w:r>
     </w:p>
     <w:p>
@@ -4900,22 +4900,22 @@
         </w:rPr>
         <w:t>وثمانون الفا وسبعمبائبة وستةريبالاو ثلائة وسبعون .</w:t>
         <w:br/>
-        <w:t>0 ”. كلذل ةيلصألا ‏a‎ يم ‏ey‎ هلله</w:t>
-      </w:r>
-    </w:p>
-    <w:p>
-      <w:pPr>
-        <w:jc w:val="right"/>
-        <w:bidi/>
-      </w:pPr>
-      <w:r>
-        <w:rPr>
-          <w:b w:val="0"/>
-          <w:i w:val="0"/>
-        </w:rPr>
-        <w:t>ديدسكلل انباسحل كيش رادصأل ةيلاملا ةرادإلا دّييمعَتِب مركتلا وجرن</w:t>
-        <w:br/>
-        <w:t>0 .. ةعرزملل ةيرهشلا تافورسصملا ةضاعتسأو</w:t>
+        <w:t>هلله ‎ey‏ مي ‎a‏ الأصلية لذلك .” 0</w:t>
+      </w:r>
+    </w:p>
+    <w:p>
+      <w:pPr>
+        <w:jc w:val="right"/>
+        <w:bidi/>
+      </w:pPr>
+      <w:r>
+        <w:rPr>
+          <w:b w:val="0"/>
+          <w:i w:val="0"/>
+        </w:rPr>
+        <w:t>نرجو التكرم بِتَعمييّد الإدارة المالية لأصدار شيك لحسابنا للكسديد</w:t>
+        <w:br/>
+        <w:t>وأستعاضة المصسروفات الشهرية للمزرعة .. 0</w:t>
       </w:r>
     </w:p>
     <w:p>
@@ -4973,11 +4973,11 @@
         </w:rPr>
         <w:t>ا لسلس ب سسب</w:t>
         <w:br/>
-        <w:t>‏5541951١6 175 )0( ٠09535‎ , سكاف - ‏ATT‎ )+( 559419177 - ه/9519.10 , فتاه - ‏1١917١‎ مومجلا - ‏TVA‎ ب.ص 1 ةعرزملا</w:t>
+        <w:t>المزرعة 1 ص.ب ‎TVA‏ - الجموم ‎1١917١‏ - هاتف , /9519.10ه - 559419177 )+( ‎ATT‏ - فاكس , ‎٠09535 )0( 175 5541951١6‏</w:t>
         <w:br/>
         <w:t>‎Farm - P.O. Box : 269 - Al-Jumoom 21926 - Tel. : 00966 (0) 2 5941907 / 5941923 - Fax: 00966 )0( 5941915‏</w:t>
         <w:br/>
-        <w:t>‏info@wadifatimahpoultry.com : E-mail‎ د ينورتكلا ديري - ‏www.wadifatimahpoultry.com : Website‎</w:t>
+        <w:t>‎Website : www.wadifatimahpoultry.com‏ - يريد الكتروني د ‎E-mail : info@wadifatimahpoultry.com‏</w:t>
       </w:r>
     </w:p>
     <w:p>
@@ -5052,7 +5052,7 @@
           <w:b w:val="0"/>
           <w:i w:val="0"/>
         </w:rPr>
-        <w:t>١4""/.4/(١0  :خيراتلا‎</w:t>
+        <w:t>‎التاريخ:  ١0)/.4/""١4</w:t>
         <w:br/>
         <w:t>١ ‏الصفحة:‎ Se</w:t>
       </w:r>
@@ -5151,7 +5151,7 @@
         </w:rPr>
         <w:t>‎March,2012 ‏الفيلا‎</w:t>
         <w:br/>
-        <w:t>‎نايبلا‏</w:t>
+        <w:t>‏البيان‎</w:t>
         <w:br/>
         <w:t>‎Details</w:t>
       </w:r>
@@ -5172,9 +5172,9 @@
         <w:br/>
         <w:t>&gt; 11010 بدل وقت أضافى لعمالة الفيلا عن شهر فبراير 2012م</w:t>
         <w:br/>
-        <w:t>قفرملا بسح لويخلا رفاوح فيظنتو ميلقتأ 11015</w:t>
-        <w:br/>
-        <w:t>-1957ةروتاف نجاودلا نم ةلاخن سايكأ )5( ءارش -1957</w:t>
+        <w:t>11015 أتقليم وتنظيف حوافر الخيول حسب المرفق</w:t>
+        <w:br/>
+        <w:t>-1957 شراء )5( أكياس نخالة من الدواجن فاتورة-1957</w:t>
         <w:br/>
         <w:t>محروقات الفيلا من ديزل خلال شهر فبراير 2012م</w:t>
         <w:br/>
@@ -5184,13 +5184,13 @@
         <w:br/>
         <w:t>شراء تريلا برسيم توزع مناصفة بين الفيلا والبستان</w:t>
         <w:br/>
-        <w:t>-1959ةروتاف نجاودلا نم ةلاخن سايكأ (5) ءارش</w:t>
+        <w:t>شراء (5) أكياس نخالة من الدواجن فاتورة-1959</w:t>
         <w:br/>
         <w:t>رواتب عمالة الفيلا عن شهر مارس 2012م</w:t>
         <w:br/>
-        <w:t>تاقفرملا بسح نانوك ميهاربأ ديسلل ةيبط تافورصما</w:t>
-        <w:br/>
-        <w:t>ةيرجه 1432 ملاع ديشروخ ديسلل ةيعامتجأ| تانيماتإ ل1 .4592</w:t>
+        <w:t>امصروفات طبية للسيد أبراهيم كونان حسب المرفقات</w:t>
+        <w:br/>
+        <w:t>.4592 1ل إتامينات |أجتماعية للسيد خورشيد عالم 1432 هجرية</w:t>
         <w:br/>
         <w:t>0006م اشراء رودس يوزع مناصفة بين الفيلا والبستان حسب المرفقات</w:t>
       </w:r>
@@ -5299,11 +5299,11 @@
           <w:b w:val="0"/>
           <w:i w:val="0"/>
         </w:rPr>
-        <w:t>ةدودحملا نجاودلل ةمطاق يدآو ةعوزم ةكرش</w:t>
+        <w:t>شركة مزوعة وآدي قاطمة للدواجن المحدودة</w:t>
         <w:br/>
         <w:t>شركة ذات مسئولية محدودة</w:t>
         <w:br/>
-        <w:t>يدوعس لاير ‏٠٠٠,660,750‎ عوفدملا لاصلا سأر</w:t>
+        <w:t>رأس الصال المدفوع ‎750,660,٠٠٠‏ ريال سعودي</w:t>
         <w:br/>
         <w:t>سرت ‎ANd‏ "10</w:t>
         <w:br/>
@@ -5322,7 +5322,7 @@
         </w:rPr>
         <w:t>التاريخ 1433/05/15 هل</w:t>
         <w:br/>
-        <w:t>م 2012/04/07 : قفاوملا</w:t>
+        <w:t>الموافق : 2012/04/07 م</w:t>
       </w:r>
     </w:p>
     <w:p>
@@ -5348,7 +5348,7 @@
           <w:b w:val="0"/>
           <w:i w:val="0"/>
         </w:rPr>
-        <w:t>رققوملا</w:t>
+        <w:t>الموققر</w:t>
         <w:br/>
         <w:t>تحية طيبة وبعد:</w:t>
       </w:r>
@@ -5382,20 +5382,20 @@
           <w:b w:val="0"/>
           <w:i w:val="0"/>
         </w:rPr>
-        <w:t>ديدستلل انباسحل كيش رادصأل ةيلاملا ةرادإلا ديمعتب مركتلا وجرن</w:t>
-      </w:r>
-    </w:p>
-    <w:p>
-      <w:pPr>
-        <w:jc w:val="right"/>
-        <w:bidi/>
-      </w:pPr>
-      <w:r>
-        <w:rPr>
-          <w:b w:val="0"/>
-          <w:i w:val="0"/>
-        </w:rPr>
-        <w:t>.ةعرزملل ةيرهشلا تافورصملا ةضاعتسأو</w:t>
+        <w:t>نرجو التكرم بتعميد الإدارة المالية لأصدار شيك لحسابنا للتسديد</w:t>
+      </w:r>
+    </w:p>
+    <w:p>
+      <w:pPr>
+        <w:jc w:val="right"/>
+        <w:bidi/>
+      </w:pPr>
+      <w:r>
+        <w:rPr>
+          <w:b w:val="0"/>
+          <w:i w:val="0"/>
+        </w:rPr>
+        <w:t>وأستعاضة المصروفات الشهرية للمزرعة.</w:t>
       </w:r>
     </w:p>
     <w:p>
@@ -5421,11 +5421,11 @@
           <w:b w:val="0"/>
           <w:i w:val="0"/>
         </w:rPr>
-        <w:t>‎هوو: 19810 . فتاه ا مومجلا - 759 . ب.ص : ةعرزملا‏ - YY OMENA ‎؟‏ (+) ATT - ‎سكاف‏ . 554191١8 ” )0(.15537</w:t>
+        <w:t>.15537)0( ” 554191١8 . ‏فاكس‎ - ATT (+) ‏؟‎ OMENA YY - ‏المزرعة : ص.ب . 759 - الجموم ا هاتف . 19810 :ووه‎</w:t>
         <w:br/>
         <w:t>Farm - P.O. Box : 269 - Al-Jumoom 21926 - Tel. : 00966 (0) 2 5941907 / 5941923 - Fax: 00966 (0) 2 5941915</w:t>
         <w:br/>
-        <w:t>www.wadifatimahpoultry.com : Website - ‎ينورتكلا ديري‏ : info@wadifatimahpoultry.com : E-mail</w:t>
+        <w:t>E-mail : info@wadifatimahpoultry.com : ‏يريد الكتروني‎ - Website : www.wadifatimahpoultry.com</w:t>
       </w:r>
     </w:p>
     <w:p>
@@ -5485,7 +5485,7 @@
           <w:b w:val="0"/>
           <w:i w:val="0"/>
         </w:rPr>
-        <w:t>‏١‎ :ةحفصلا قفرملا ديمعتلاك ‏٠١١١‎ سرام رهش نع نجاودلا ةعرزم ةطساوب ىداولا اليف ىلع فرصنملا :ديقلا ننايب</w:t>
+        <w:t>بيانن القيد: المنصرف على فيلا الوادى بواسطة مزرعة الدواجن عن شهر مارس ‎٠١١١‏ كالتعميد المرفق الصفحة: ‎١‏</w:t>
       </w:r>
     </w:p>
     <w:p>
@@ -5680,7 +5680,7 @@
         </w:rPr>
         <w:t>2 ‎التينفللا“‏ ’20,November</w:t>
         <w:br/>
-        <w:t>‎نايبلا‏ (ae</w:t>
+        <w:t>ae) ‏البيان‎</w:t>
         <w:br/>
         <w:t>‎: Villa Details</w:t>
       </w:r>
@@ -5701,7 +5701,7 @@
         <w:br/>
         <w:t>‎Jay‏ وقت أضافى لعمالة الفيلا عن شهر أكتوبر 2011 م. 1,113.00</w:t>
         <w:br/>
-        <w:t>600.00 . قفرملا نايبلا بسح قرزألا فيظنلا راطيبلا لبق نم لويخلا رفاظأ ميلقتا</w:t>
+        <w:t>اتقليم أظافر الخيول من قبل البيطار النظيف الأزرق حسب البيان المرفق . 600.00</w:t>
         <w:br/>
         <w:t>أعادة تعبئة عدد )3( جرار غاز للفيلا بموجب فاتورة - 3938 48.00</w:t>
       </w:r>
@@ -5718,15 +5718,15 @@
         </w:rPr>
         <w:t>محروقات الفيلا من ديزل خلال شهر أكتوبر 2011 م . -|30.00</w:t>
         <w:br/>
-        <w:t>584.00,1 . ةيرجه 1432 ماعلا نع كرابملا ىحضألا ديع ةزاجأ ءانثا لمعلا نع ىفاضأ لدب</w:t>
+        <w:t>بدل أضافى عن العمل اثناء أجازة عيد الأضحى المبارك عن العام 1432 هجرية . 1,584.00</w:t>
         <w:br/>
         <w:t>مصروفات طبية للسيد على أسماعيل حسب المرفق . 48.00</w:t>
         <w:br/>
-        <w:t>0 75.00 /1945ف نجاودلا نم ةلاخن سايكأ )5( ددع ءارش</w:t>
+        <w:t>شراء عدد )5( أكياس نخالة من الدواجن ف/1945 75.00 0</w:t>
         <w:br/>
         <w:t>شراء بطحاء خشنة لأرضية اسطبل خيول الفيلا فاتورة - 0139 350.00</w:t>
         <w:br/>
-        <w:t>60.00 ةيدوعسلا تالصتألا ىدل تباشلا اليفلا نوفيلتل ةكبش روجأو موسر</w:t>
+        <w:t>رسوم وأجور شبكة لتليفون الفيلا الشابت لدى الأتصلات السعودية 60.00</w:t>
         <w:br/>
         <w:t>رواتب عمالة الفيلا عن شهر نوفمبر 2011 م. 6,300.00</w:t>
         <w:br/>
@@ -5845,11 +5845,11 @@
           <w:b w:val="0"/>
           <w:i w:val="0"/>
         </w:rPr>
-        <w:t>ةدودحملا نجاودلل ةمطاق يذآو ةعرزم ةكرش</w:t>
+        <w:t>شركة مزرعة وآذي قاطمة للدواجن المحدودة</w:t>
         <w:br/>
         <w:t>شركة ذات مسئولية محدودة</w:t>
         <w:br/>
-        <w:t>يدوعس لاير ‏؟.20,١٠٠0.6٠5 عوفدملا لاملا ‏Gul‎</w:t>
+        <w:t>‎Gul‏ المال المدفوع ١٠٠0.6٠5,.20؟‏ ريال سعودي</w:t>
         <w:br/>
         <w:t>سرت :428322951041</w:t>
         <w:br/>
@@ -5868,7 +5868,7 @@
         </w:rPr>
         <w:t>التاريخ 3143/01/19 ه</w:t>
         <w:br/>
-        <w:t>م 2011/12/14 : قفاوملا</w:t>
+        <w:t>الموافق : 2011/12/14 م</w:t>
       </w:r>
     </w:p>
     <w:p>
@@ -5883,7 +5883,7 @@
         </w:rPr>
         <w:t>سعادة الشيخ رأ سا مة زينى .</w:t>
         <w:br/>
-        <w:t>رققوملا</w:t>
+        <w:t>الموققر</w:t>
         <w:br/>
         <w:t>تحية طيبة وبعد:</w:t>
       </w:r>
@@ -5902,7 +5902,7 @@
         <w:br/>
         <w:t>‏عن شهر نوفم بر 2011م بمبلغ و قدره )46,422.37( _4 ‎١‏</w:t>
         <w:br/>
-        <w:t>نوثالقو ةعبس و الاير نورشعو ‏,CLT‎ ةئامعبرأ و افلا نوعنبرأو‏</w:t>
+        <w:t>‏وأربنعون الفا و أربعمائة ‎CLT,‏ وعشرون ريالا و سبعة وقلاثون</w:t>
         <w:br/>
         <w:t>هلله لاغير مع المستندات الأصلية لذلك .</w:t>
       </w:r>
@@ -5917,7 +5917,7 @@
           <w:b w:val="0"/>
           <w:i w:val="0"/>
         </w:rPr>
-        <w:t>انتتدافإ و مكفرطب انباسحل غلبملا ديقل ةيلاملا ةرادإلا ديمعتب مركتلا وجرن</w:t>
+        <w:t>نرجو التكرم بتعميد الإدارة المالية لقيد المبلغ لحسابنا بطرفكم و إفادتتنا</w:t>
       </w:r>
     </w:p>
     <w:p>
@@ -5984,11 +5984,11 @@
           <w:b w:val="0"/>
           <w:i w:val="0"/>
         </w:rPr>
-        <w:t>‎مومجلا - 7795 : ب.ص . ةعرزملا‏ 7١975 - ‎فتاه‏ : OMEVAEV - ONELAYY Y (+) ATT - ‎سكاف‏ . 594191١١6 5)0(..2555</w:t>
+        <w:t>..2555)0(5 594191١١6 . ‏فاكس‎ - ATT (+) Y ONELAYY - OMEVAEV : ‏هاتف‎ - 7١975 ‏المزرعة . ص.ب : 7795 - الجموم‎</w:t>
         <w:br/>
         <w:t>Farm - P.O. Box : 269 - Al-Jumoom 21926 - Tel. : 00966 (0) 2 5941907 / 5941923 - Fax: 00966 (0) 2 5941915</w:t>
         <w:br/>
-        <w:t>wadifatimahpoultry.com www. : Website - ‎ينورتكلا ديرب‏ : info@wadifatimahpoultry.com : E-mail</w:t>
+        <w:t>E-mail : info@wadifatimahpoultry.com : ‏بريد الكتروني‎ - Website : www. wadifatimahpoultry.com</w:t>
       </w:r>
     </w:p>
     <w:p>
@@ -6063,7 +6063,7 @@
         </w:rPr>
         <w:t>التاريخ: ‏ 0./؟./""؛١‏</w:t>
         <w:br/>
-        <w:t>‏١‎ :ةحفصلا ‏a‎ :ديقلا نايب</w:t>
+        <w:t>بيان القيد: ‎a‏ الصفحة: ‎١‏</w:t>
       </w:r>
     </w:p>
     <w:p>

--- a/zaini_case_audit_output/outputs/word/documents/131_فلة الوادي 1433 (rar).docx
+++ b/zaini_case_audit_output/outputs/word/documents/131_فلة الوادي 1433 (rar).docx
@@ -254,20 +254,20 @@
           <w:b w:val="0"/>
           <w:i w:val="0"/>
         </w:rPr>
-        <w:t>بدل وقت أضافى لعمالة الفيلا عن شهر مارس 2012 م</w:t>
-      </w:r>
-    </w:p>
-    <w:p>
-      <w:pPr>
-        <w:jc w:val="right"/>
-        <w:bidi/>
-      </w:pPr>
-      <w:r>
-        <w:rPr>
-          <w:b w:val="0"/>
-          <w:i w:val="0"/>
-        </w:rPr>
-        <w:t>أعادة ‎Liss‏ (3) جرار غاز وغسيل عدد(4) سجاد للفيلا ف/08332</w:t>
+        <w:t>م 2012 سرام رهش نع اليفلا ةلامعل ىفاضأ تقو لدب</w:t>
+      </w:r>
+    </w:p>
+    <w:p>
+      <w:pPr>
+        <w:jc w:val="right"/>
+        <w:bidi/>
+      </w:pPr>
+      <w:r>
+        <w:rPr>
+          <w:b w:val="0"/>
+          <w:i w:val="0"/>
+        </w:rPr>
+        <w:t>/08332ف اليفلل داجس (4)ددع ليسغو زاغ رارج (3) ‏Liss‎ ةداعأ</w:t>
       </w:r>
     </w:p>
     <w:p>
@@ -299,9 +299,9 @@
         <w:br/>
         <w:t>أكرامية العام المالى 2011 م كموافقة الشيخ أسامة أحمد ‎eg‏</w:t>
         <w:br/>
-        <w:t>م2012 سرام ىلا رياني نم روجألا عفر ريظن ىقاضألا تقولا لدب ىف ةبوسحملا ةدايزلا قراوف‏</w:t>
-        <w:br/>
-        <w:t>شراء بويا ودهانات لزوم الفيلا ف/01318</w:t>
+        <w:t>‏فوارق الزيادة المحسوبة فى بدل الوقت الأضاقى نظير رفع الأجور من يناير الى مارس 2012م</w:t>
+        <w:br/>
+        <w:t>/01318ف اليفلا موزل تاناهدو ايوب ءارش</w:t>
       </w:r>
     </w:p>
     <w:p>
@@ -327,7 +327,7 @@
           <w:b w:val="0"/>
           <w:i w:val="0"/>
         </w:rPr>
-        <w:t>محروقات الفيلا من ديزل خلال شهر مارس 2012 م .</w:t>
+        <w:t>. م 2012 سرام رهش لالخ لزيد نم اليفلا تاقورحم</w:t>
       </w:r>
     </w:p>
     <w:p>
@@ -431,7 +431,7 @@
           <w:b w:val="0"/>
           <w:i w:val="0"/>
         </w:rPr>
-        <w:t>رواتب عمالة الفيلا عن شهر أبريل 2012 م.</w:t>
+        <w:t>.م 2012 ليربأ رهش نع اليفلا ةلامع بتاور</w:t>
       </w:r>
     </w:p>
     <w:p>
@@ -780,7 +780,7 @@
         <w:br/>
         <w:t>SHEIKH AHMED ZAINYS FARM ACCOUNT - VILLA ~</w:t>
         <w:br/>
-        <w:t>MAY,2012 ‏مايو 2012م الفيلا‎</w:t>
+        <w:t>‎اليفلا م2012 ويام‏ 2012,MAY</w:t>
         <w:br/>
         <w:t>‏البيان‎ 3</w:t>
       </w:r>
@@ -795,7 +795,7 @@
           <w:b w:val="0"/>
           <w:i w:val="0"/>
         </w:rPr>
-        <w:t>3 الفيلا</w:t>
+        <w:t>اليفلا 3</w:t>
         <w:br/>
         <w:t>‎Villa Details No.‏</w:t>
       </w:r>
@@ -825,20 +825,20 @@
           <w:b w:val="0"/>
           <w:i w:val="0"/>
         </w:rPr>
-        <w:t>30.04.12 فارق النقص المحسوب بأستقطاعات عمالة الفيلا فى رواتب أبريل 2012 م .</w:t>
-      </w:r>
-    </w:p>
-    <w:p>
-      <w:pPr>
-        <w:jc w:val="right"/>
-        <w:bidi/>
-      </w:pPr>
-      <w:r>
-        <w:rPr>
-          <w:b w:val="0"/>
-          <w:i w:val="0"/>
-        </w:rPr>
-        <w:t>‎Jay 11561 - 02.05.12‏ وقت اضافى لعمالة الفيلا عن شهر أبريل 2042</w:t>
+        <w:t>. م 2012 ليربأ بتاور ىف اليفلا ةلامع تاعاطقتسأب بوسحملا صقنلا قراف 30.04.12</w:t>
+      </w:r>
+    </w:p>
+    <w:p>
+      <w:pPr>
+        <w:jc w:val="right"/>
+        <w:bidi/>
+      </w:pPr>
+      <w:r>
+        <w:rPr>
+          <w:b w:val="0"/>
+          <w:i w:val="0"/>
+        </w:rPr>
+        <w:t>2042 ليربأ رهش نع اليفلا ةلامعل ىفاضا تقو ‏02.05.12 - 11561 Jay‎</w:t>
       </w:r>
     </w:p>
     <w:p>
@@ -896,7 +896,7 @@
         </w:rPr>
         <w:t>( رتم 4 ىواج دوع) /6259ف رافغلا دبع فاون ديب لويخلا لبطسأ موزل ةيبشخ حاولا 11671 -| 14.05.12‏</w:t>
         <w:br/>
-        <w:t>15.05.12 + 11682 محروقات الفيلا من ديزل خلال شهر ابريل 2012 م</w:t>
+        <w:t>م 2012 ليربا رهش لالخ لزيد نم اليفلا تاقورحم 11682 + 15.05.12</w:t>
       </w:r>
     </w:p>
     <w:p>
@@ -976,7 +976,7 @@
           <w:b w:val="0"/>
           <w:i w:val="0"/>
         </w:rPr>
-        <w:t>‏27.05.12 - 11800 رواتب وأجؤر عمالة الفيلا عن شهر مايو 2012</w:t>
+        <w:t>2012 ويام رهش نع اليفلا ةلامع رؤجأو بتاور 11800 - 27.05.12‏</w:t>
       </w:r>
     </w:p>
     <w:p>
@@ -1002,7 +1002,7 @@
           <w:b w:val="0"/>
           <w:i w:val="0"/>
         </w:rPr>
-        <w:t>‎Stores - 31.05.12‏ أمسحوبات الفيلا من فطع غيار الدواجن خلال شهر مايو 2012 م.</w:t>
+        <w:t>.م 2012 ويام رهش لالخ نجاودلا رايغ عطف نم اليفلا تابوحسمأ ‏31.05.12 - Stores‎</w:t>
       </w:r>
     </w:p>
     <w:p>
@@ -2700,7 +2700,7 @@
           <w:b w:val="0"/>
           <w:i w:val="0"/>
         </w:rPr>
-        <w:t>‎SS VAY eee _‏ المنصرف على فيلا الوادى بواسطة مزرعة</w:t>
+        <w:t>ةعرزم ةطساوب ىداولا اليف ىلع فرصنملا ‏_ eee VAY SS‎</w:t>
         <w:br/>
         <w:t>"ااه .هه ‎eee ed‏ أشركة مزرعة وادي فاطمة المنصرف على فيلا الوادى بواسطة مزرعة</w:t>
       </w:r>
@@ -3185,7 +3185,7 @@
         </w:rPr>
         <w:t>رقم القيد: ‎١49/١١/55  :خيراتلا TAVA‏</w:t>
         <w:br/>
-        <w:t>بيان القيد: المنصرف على فيلا الوادى بواسطة مزرعة الدواجن عن شهر اغسطس ‎TONY‏</w:t>
+        <w:t>‏TONY‎ سطسغا رهش نع نجاودلا ةعرزم ةطساوب ىداولا اليف ىلع فرصنملا :ديقلا نايب</w:t>
       </w:r>
     </w:p>
     <w:p>
@@ -3825,20 +3825,20 @@
         </w:rPr>
         <w:t>‘(SHEIKH AHMED ZAINYS FARM ACCOUNT - VILLA</w:t>
         <w:br/>
-        <w:t>December,201 ‏الفيلا‎</w:t>
-      </w:r>
-    </w:p>
-    <w:p>
-      <w:pPr>
-        <w:jc w:val="right"/>
-        <w:bidi/>
-      </w:pPr>
-      <w:r>
-        <w:rPr>
-          <w:b w:val="0"/>
-          <w:i w:val="0"/>
-        </w:rPr>
-        <w:t>البيان الفيلا</w:t>
+        <w:t>‎اليفلا‏ 201,December</w:t>
+      </w:r>
+    </w:p>
+    <w:p>
+      <w:pPr>
+        <w:jc w:val="right"/>
+        <w:bidi/>
+      </w:pPr>
+      <w:r>
+        <w:rPr>
+          <w:b w:val="0"/>
+          <w:i w:val="0"/>
+        </w:rPr>
+        <w:t>اليفلا نايبلا</w:t>
         <w:br/>
         <w:t>‎Villa, ‘ Details Ref.No.‏</w:t>
       </w:r>
@@ -3855,13 +3855,13 @@
         </w:rPr>
         <w:t>‎ill. 10034‏ د/قاسم حبوس أستشارى الخيول عن شهر 11/2011</w:t>
         <w:br/>
-        <w:t>2 /أبدل أضافى لعمالة الفيلا عن شهر نوفمبر 2011 م.</w:t>
+        <w:t>.م 2011 ربمفون رهش نع اليفلا ةلامعل ىفاضأ لدبأ/ 2</w:t>
         <w:br/>
         <w:t>1 0 تصديق تفويض لمكتب الجمال لأنهاء أجراء تجديد أقامة السيد أبراهيم كونان</w:t>
         <w:br/>
         <w:t>7 أشراء عدد )5( أكياس نخالة من الدواجن ف/1947</w:t>
         <w:br/>
-        <w:t>‎١4‏ م أمحروقات الفيلا من ديزل خلال شهر نوفمبر 2011 م.</w:t>
+        <w:t>.م 2011 ربمفون رهش لالخ لزيد نم اليفلا تاقورحمأ م ‏١4‎</w:t>
         <w:br/>
         <w:t>5) .اأشراء عدد )3( لفات خرطوش عن طريق مندوب الدواجن نواف ف/ 7412</w:t>
         <w:br/>
@@ -3873,17 +3873,17 @@
         <w:br/>
         <w:t>6 -اأرسوم تليفون الفيلا الثابت بتاريخ 15/1/1433</w:t>
         <w:br/>
-        <w:t>4 0 ءي/اشراء تريلا برسيم مناصفة بين الفيلا والبستان حسب المرفق .</w:t>
+        <w:t>. قفرملا بسح ناتسبلاو اليفلا نيب ةفصانم ميسرب اليرت ءارشا/يء 0 4</w:t>
         <w:br/>
         <w:t>5 ا مصروفات طبية للسيد على اسماعيل خلال مستشفى بخش وفقا لمرفق</w:t>
         <w:br/>
-        <w:t>4 .ارواتب عمالة الفيلا عن شهر ديسمبر2011 م .</w:t>
+        <w:t>. م 2011ربمسيد رهش نع اليفلا ةلامع بتاورا. 4</w:t>
         <w:br/>
         <w:t>08 .شراء عدد )5( أكياس نخالة من الدواجن ف/ 1948</w:t>
         <w:br/>
-        <w:t>&gt; |محروقات الفيلا من بترول خلال ديسمبر 2011 م .</w:t>
-        <w:br/>
-        <w:t>&gt; أمسحوبات الفيلا من قطع غيار الدواجن خلا ل شهر ديسمبر 2011 م.</w:t>
+        <w:t>. م 2011 ربمسيد لالخ لورتب نم اليفلا تاقورحم| &lt;</w:t>
+        <w:br/>
+        <w:t>.م 2011 ربمسيد رهش ل الخ نجاودلا رايغ عطق نم اليفلا تابوحسمأ &lt;</w:t>
       </w:r>
     </w:p>
     <w:p>
@@ -4156,7 +4156,7 @@
         <w:br/>
         <w:t>SHEIKH AHMED ZAINYS FARM ACCOUNT - VILLA</w:t>
         <w:br/>
-        <w:t>‏الفيلا‎ -</w:t>
+        <w:t>- ‎اليفلا‏</w:t>
       </w:r>
     </w:p>
     <w:p>
@@ -4197,11 +4197,11 @@
         </w:rPr>
         <w:t>02.01.2012 | -10422 = أمصروفات طبية عبر مستوصف الصاعدى حسب المرفق . 80.00</w:t>
         <w:br/>
-        <w:t>‎Jaa]: 10433- | 02.01.2012‏ اضافى لعمالة الفيلا عن شهر ديسمبر 2011 م. 1,058.00</w:t>
+        <w:t>058.00,1 .م 2011 ربمسيد رهش نع اليفلا ةلامعل ىفاضا ‏02.01.2012 | 10433- :[Jaa‎</w:t>
         <w:br/>
         <w:t>09.01.2012 | -10504 اتقليم حوافر الخيول باسطبل الفيلا حسب المرفق 600.00</w:t>
         <w:br/>
-        <w:t>10.01.2012 | -10507 أمحروقات الفيلا من ديزل خلال شهر ديسمبر 2011 م. 40.00</w:t>
+        <w:t>40.00 .م 2011 ربمسيد رهش لالخ لزيد نم اليفلا تاقورحمأ -10507 | 10.01.2012</w:t>
         <w:br/>
         <w:t>15.01.2012 1950 شراء عدد )5( أكياس نخالة من الدواجن ف/1950 75.00</w:t>
       </w:r>
@@ -4229,11 +4229,11 @@
           <w:b w:val="0"/>
           <w:i w:val="0"/>
         </w:rPr>
-        <w:t>‎GEN 000028} 16.01.2012‏ أمصروفات أنارة وكهرياء للفيلا عن الفترة من 1/2/1433-3/1 -|128.55</w:t>
+        <w:t>128.55|- 1/2/1433-3/1 نم ةرتفلا نع اليفلل ءايرهكو ةرانأ تافورصمأ ‏16.01.2012 {000028 GEN‎</w:t>
         <w:br/>
         <w:t>2 | -10634 أمصروفات صيانه وأصلاح لقلاب الفيلا حسب الفواتير المرفقة . 100.00</w:t>
         <w:br/>
-        <w:t>72 | :10670 أرواتب عمالة الفيلا عتن شهر يناير 2012 م . 6,300.00</w:t>
+        <w:t>300.00,6 . م 2012 رياني رهش نتع اليفلا ةلامع بتاورأ :10670 | 72</w:t>
         <w:br/>
         <w:t>31.01.2012 107022 شراء أعلاف للخيول بيد السيد على أسماعيل حسب المرفق . 23.00</w:t>
       </w:r>
@@ -4248,7 +4248,7 @@
           <w:b w:val="0"/>
           <w:i w:val="0"/>
         </w:rPr>
-        <w:t>‏31.01.2012 مسحوبات الفيلا من قطع غيار الدواجن خلال شهر يناير 2012 م</w:t>
+        <w:t>م 2012 رياني رهش لالخ نجاودلا رايغ عطق نم اليفلا تابوحسم 31.01.2012‏</w:t>
       </w:r>
     </w:p>
     <w:p>
@@ -4575,20 +4575,20 @@
           <w:b w:val="0"/>
           <w:i w:val="0"/>
         </w:rPr>
-        <w:t>المنصرف على فيلا الوادى عن شهر يناير</w:t>
-      </w:r>
-    </w:p>
-    <w:p>
-      <w:pPr>
-        <w:jc w:val="right"/>
-        <w:bidi/>
-      </w:pPr>
-      <w:r>
-        <w:rPr>
-          <w:b w:val="0"/>
-          <w:i w:val="0"/>
-        </w:rPr>
-        <w:t>المنصرف على فيلا الوادى عن شهر يناير ,</w:t>
+        <w:t>رياني رهش نع ىداولا اليف ىلع فرصنملا</w:t>
+      </w:r>
+    </w:p>
+    <w:p>
+      <w:pPr>
+        <w:jc w:val="right"/>
+        <w:bidi/>
+      </w:pPr>
+      <w:r>
+        <w:rPr>
+          <w:b w:val="0"/>
+          <w:i w:val="0"/>
+        </w:rPr>
+        <w:t>, رياني رهش نع ىداولا اليف ىلع فرصنملا</w:t>
       </w:r>
     </w:p>
     <w:p>
@@ -4620,7 +4620,7 @@
         <w:br/>
         <w:t>مزرعة الشيخ أحمد زينى ‎SHEIKH AHMED ZAINYS FARM ACCOUNT - VILLA‏</w:t>
         <w:br/>
-        <w:t>حساب شهر فبراير 2012 &gt;الفيلا ‎February,201‏</w:t>
+        <w:t>‏201,February‎ اليفلا&lt; 2012 رياربف رهش باسح</w:t>
       </w:r>
     </w:p>
     <w:p>
@@ -4660,7 +4660,7 @@
         <w:br/>
         <w:t>‏02.02.2012 تبرع الشيخ أحمد زينى لمدرسة تحفيظ إلقرآن الكريم عن الشهورٍ 281104 1.2/3 2/3384</w:t>
         <w:br/>
-        <w:t>04.02.2012 أعادة ‎Lind‏ عدد(3) جرار غاز لأستخدام الفيلا</w:t>
+        <w:t>اليفلا مادختسأل زاغ رارج (3)ددع ‏Lind‎ ةداعأ 04.02.2012</w:t>
         <w:br/>
         <w:t>04.02.2012</w:t>
         <w:br/>
@@ -4668,13 +4668,13 @@
         <w:br/>
         <w:t>05.02.2012 أمصروفات طبية للسيد بابول أحمد ‎JS‏ الصاعدى</w:t>
         <w:br/>
-        <w:t>‎Jay) 1 05.02.2012‏ وقت أضافى لعمالة الفيلا عن شهر يناير 2012</w:t>
+        <w:t>2012 رياني رهش نع اليفلا ةلامعل ىفاضأ تقو ‏05.02.2012 1 (Jay‎</w:t>
         <w:br/>
         <w:t>‎٠5 05.02.2012‏ أشراء عدد(5) أكياس نئالة من الدواجن ف/1953</w:t>
         <w:br/>
-        <w:t>09.02.2012 1[ أمحروقات الفيلا من ديز خلال شهر يناير 2012م</w:t>
-        <w:br/>
-        <w:t>12.02.2012 0] نصيب الفيلا من تربلا بوسيم مناصفة بينها والبستان</w:t>
+        <w:t>م2012 رياني رهش لالخ زيد نم اليفلا تاقورحمأ ]1 09.02.2012</w:t>
+        <w:br/>
+        <w:t>ناتسبلاو اهنيب ةفصانم ميسوب البرت نم اليفلا بيصن [0 12.02.2012</w:t>
         <w:br/>
         <w:t>14.02.2012 1 أشراء رد بطحاءٍ ‎abd‏ لأسطبل خيول الفيلا حسب المرفق</w:t>
         <w:br/>
@@ -4684,9 +4684,9 @@
         <w:br/>
         <w:t>2 9 تامي»مات أجتماعية لكلا من السدة على أسماعيل وبابول أحمد عن ربيع اول 1433</w:t>
         <w:br/>
-        <w:t>28.02.2012 | -10963 أرواتب عمالة الفيلا عن شهر فبرايارٍ 2012م 1</w:t>
-        <w:br/>
-        <w:t>29.02.2012 - مسحوبات الفيلا من قطع غيار الدوإجن خلال شهر فبراير 2012م</w:t>
+        <w:t>1 م2012 ٍراياربف رهش نع اليفلا ةلامع بتاورأ -10963 | 28.02.2012</w:t>
+        <w:br/>
+        <w:t>م2012 رياربف رهش لالخ نجإودلا رايغ عطق نم اليفلا تابوحسم - 29.02.2012</w:t>
       </w:r>
     </w:p>
     <w:p>
@@ -5149,7 +5149,7 @@
           <w:b w:val="0"/>
           <w:i w:val="0"/>
         </w:rPr>
-        <w:t>‎March,2012 ‏الفيلا‎</w:t>
+        <w:t>‎اليفلا‏ 2012,March‎</w:t>
         <w:br/>
         <w:t>‏البيان‎</w:t>
         <w:br/>
@@ -5168,25 +5168,25 @@
         </w:rPr>
         <w:t>‎tly 10919-‏ استشارى الخيول د/ قاسم حبوس عن شهر فبراير 2012م</w:t>
         <w:br/>
-        <w:t>‎AP100007219‏ مسحوبات الفيلا من قطع غيار الدواجن خلال 44 مارس 2012م</w:t>
-        <w:br/>
-        <w:t>&gt; 11010 بدل وقت أضافى لعمالة الفيلا عن شهر فبراير 2012م</w:t>
+        <w:t>م2012 سرام 44 لالخ نجاودلا رايغ عطق نم اليفلا تابوحسم ‏AP100007219‎</w:t>
+        <w:br/>
+        <w:t>م2012 رياربف رهش نع اليفلا ةلامعل ىفاضأ تقو لدب 11010 &lt;</w:t>
         <w:br/>
         <w:t>11015 أتقليم وتنظيف حوافر الخيول حسب المرفق</w:t>
         <w:br/>
         <w:t>-1957 شراء )5( أكياس نخالة من الدواجن فاتورة-1957</w:t>
         <w:br/>
-        <w:t>محروقات الفيلا من ديزل خلال شهر فبراير 2012م</w:t>
+        <w:t>م2012 رياربف رهش لالخ لزيد نم اليفلا تاقورحم</w:t>
         <w:br/>
         <w:t>تسأمينات |أجتماعية لكلا من السادة على أسماعيل وبابول أحمد</w:t>
         <w:br/>
         <w:t>امصروفات أنارة وكهرباء عن الفترة من 4/4/1433-1/3</w:t>
         <w:br/>
-        <w:t>شراء تريلا برسيم توزع مناصفة بين الفيلا والبستان</w:t>
+        <w:t>ناتسبلاو اليفلا نيب ةفصانم عزوت ميسرب اليرت ءارش</w:t>
         <w:br/>
         <w:t>شراء (5) أكياس نخالة من الدواجن فاتورة-1959</w:t>
         <w:br/>
-        <w:t>رواتب عمالة الفيلا عن شهر مارس 2012م</w:t>
+        <w:t>م2012 سرام رهش نع اليفلا ةلامع بتاور</w:t>
         <w:br/>
         <w:t>امصروفات طبية للسيد أبراهيم كونان حسب المرفقات</w:t>
         <w:br/>
@@ -5511,7 +5511,7 @@
           <w:b w:val="0"/>
           <w:i w:val="0"/>
         </w:rPr>
-        <w:t>‎an‏ انا ‎eee‏ الا 3 المنصرف على فيلا الوادى بواسطة مزرعة</w:t>
+        <w:t>ةعرزم ةطساوب ىداولا اليف ىلع فرصنملا 3 الا ‏eee‎ انا ‏an‎</w:t>
         <w:br/>
         <w:t>ل ا نا ...56 أشركة مزرعة فاطمة المنصرف على فيلا الوادى بواسطة مزرعة</w:t>
       </w:r>
@@ -5699,24 +5699,24 @@
         <w:br/>
         <w:t>شراء اعلاف للخيول بيد السيد على أسماغيل فاتورة - 24995 -3,600.001</w:t>
         <w:br/>
-        <w:t>‎Jay‏ وقت أضافى لعمالة الفيلا عن شهر أكتوبر 2011 م. 1,113.00</w:t>
+        <w:t>113.00,1 .م 2011 ربوتكأ رهش نع اليفلا ةلامعل ىفاضأ تقو ‏Jay‎</w:t>
         <w:br/>
         <w:t>اتقليم أظافر الخيول من قبل البيطار النظيف الأزرق حسب البيان المرفق . 600.00</w:t>
         <w:br/>
-        <w:t>أعادة تعبئة عدد )3( جرار غاز للفيلا بموجب فاتورة - 3938 48.00</w:t>
-      </w:r>
-    </w:p>
-    <w:p>
-      <w:pPr>
-        <w:jc w:val="right"/>
-        <w:bidi/>
-      </w:pPr>
-      <w:r>
-        <w:rPr>
-          <w:b w:val="0"/>
-          <w:i w:val="0"/>
-        </w:rPr>
-        <w:t>محروقات الفيلا من ديزل خلال شهر أكتوبر 2011 م . -|30.00</w:t>
+        <w:t>48.00 3938 - ةروتاف بجومب اليفلل زاغ رارج )3( ددع ةئبعت ةداعأ</w:t>
+      </w:r>
+    </w:p>
+    <w:p>
+      <w:pPr>
+        <w:jc w:val="right"/>
+        <w:bidi/>
+      </w:pPr>
+      <w:r>
+        <w:rPr>
+          <w:b w:val="0"/>
+          <w:i w:val="0"/>
+        </w:rPr>
+        <w:t>30.00|- . م 2011 ربوتكأ رهش لالخ لزيد نم اليفلا تاقورحم</w:t>
         <w:br/>
         <w:t>بدل أضافى عن العمل اثناء أجازة عيد الأضحى المبارك عن العام 1432 هجرية . 1,584.00</w:t>
         <w:br/>
@@ -5724,13 +5724,13 @@
         <w:br/>
         <w:t>شراء عدد )5( أكياس نخالة من الدواجن ف/1945 75.00 0</w:t>
         <w:br/>
-        <w:t>شراء بطحاء خشنة لأرضية اسطبل خيول الفيلا فاتورة - 0139 350.00</w:t>
+        <w:t>350.00 0139 - ةروتاف اليفلا لويخ لبطسا ةيضرأل ةنشخ ءاحطب ءارش</w:t>
         <w:br/>
         <w:t>رسوم وأجور شبكة لتليفون الفيلا الشابت لدى الأتصلات السعودية 60.00</w:t>
         <w:br/>
-        <w:t>رواتب عمالة الفيلا عن شهر نوفمبر 2011 م. 6,300.00</w:t>
-        <w:br/>
-        <w:t>مسحوبات الفيلا من قطع غيار الدواجن خلال نوفمبر 2011 م. ~|385.59</w:t>
+        <w:t>300.00,6 .م 2011 ربمفون رهش نع اليفلا ةلامع بتاور</w:t>
+        <w:br/>
+        <w:t>385.59|~ .م 2011 ربمفون لالخ نجاودلا رايغ عطق نم اليفلا تابوحسم</w:t>
       </w:r>
     </w:p>
     <w:p>
